--- a/deliverables/ЛР-7_ПМСС_Гончаров_Вадим_ОІ-43.docx
+++ b/deliverables/ЛР-7_ПМСС_Гончаров_Вадим_ОІ-43.docx
@@ -152,6 +152,7 @@
     </w:p>
     <w:tbl>
       <w:tblPr>
+        <w:tblStyle w:val="TableGrid"/>
         <w:tblW w:type="auto" w:w="0"/>
         <w:jc w:val="center"/>
         <w:tblLook w:firstColumn="1" w:firstRow="1" w:lastColumn="0" w:lastRow="0" w:noHBand="0" w:noVBand="1" w:val="04A0"/>
@@ -170,19 +171,26 @@
         <w:gridCol w:w="3118"/>
       </w:tblGrid>
       <w:tr>
+        <w:trPr>
+          <w:tblHeader/>
+        </w:trPr>
         <w:tc>
           <w:tcPr>
             <w:tcW w:type="dxa" w:w="1814"/>
             <w:shd w:fill="1F4E78"/>
             <w:vAlign w:val="center"/>
+            <w:shd w:fill="1F4E78"/>
           </w:tcPr>
           <w:p>
+            <w:pPr>
+              <w:spacing w:after="40"/>
+            </w:pPr>
             <w:r>
               <w:rPr>
-                <w:rFonts w:ascii="Times New Roman" w:hAnsi="Times New Roman" w:eastAsia="Times New Roman"/>
+                <w:rFonts w:ascii="Arial" w:hAnsi="Arial" w:eastAsia="Times New Roman"/>
                 <w:b/>
                 <w:color w:val="FFFFFF"/>
-                <w:sz w:val="20"/>
+                <w:sz w:val="18"/>
               </w:rPr>
               <w:t>Група</w:t>
             </w:r>
@@ -193,14 +201,18 @@
             <w:tcW w:type="dxa" w:w="3628"/>
             <w:shd w:fill="1F4E78"/>
             <w:vAlign w:val="center"/>
+            <w:shd w:fill="1F4E78"/>
           </w:tcPr>
           <w:p>
+            <w:pPr>
+              <w:spacing w:after="40"/>
+            </w:pPr>
             <w:r>
               <w:rPr>
-                <w:rFonts w:ascii="Times New Roman" w:hAnsi="Times New Roman" w:eastAsia="Times New Roman"/>
+                <w:rFonts w:ascii="Arial" w:hAnsi="Arial" w:eastAsia="Times New Roman"/>
                 <w:b/>
                 <w:color w:val="FFFFFF"/>
-                <w:sz w:val="20"/>
+                <w:sz w:val="18"/>
               </w:rPr>
               <w:t>Вимога</w:t>
             </w:r>
@@ -211,14 +223,18 @@
             <w:tcW w:type="dxa" w:w="3628"/>
             <w:shd w:fill="1F4E78"/>
             <w:vAlign w:val="center"/>
+            <w:shd w:fill="1F4E78"/>
           </w:tcPr>
           <w:p>
+            <w:pPr>
+              <w:spacing w:after="40"/>
+            </w:pPr>
             <w:r>
               <w:rPr>
-                <w:rFonts w:ascii="Times New Roman" w:hAnsi="Times New Roman" w:eastAsia="Times New Roman"/>
+                <w:rFonts w:ascii="Arial" w:hAnsi="Arial" w:eastAsia="Times New Roman"/>
                 <w:b/>
                 <w:color w:val="FFFFFF"/>
-                <w:sz w:val="20"/>
+                <w:sz w:val="18"/>
               </w:rPr>
               <w:t>Реалізація</w:t>
             </w:r>
@@ -237,7 +253,7 @@
             </w:pPr>
             <w:r>
               <w:rPr>
-                <w:rFonts w:ascii="Times New Roman" w:hAnsi="Times New Roman" w:eastAsia="Times New Roman"/>
+                <w:rFonts w:ascii="Arial" w:hAnsi="Arial" w:eastAsia="Times New Roman"/>
                 <w:b w:val="0"/>
                 <w:color w:val="000000"/>
                 <w:sz w:val="18"/>
@@ -257,7 +273,7 @@
             </w:pPr>
             <w:r>
               <w:rPr>
-                <w:rFonts w:ascii="Times New Roman" w:hAnsi="Times New Roman" w:eastAsia="Times New Roman"/>
+                <w:rFonts w:ascii="Arial" w:hAnsi="Arial" w:eastAsia="Times New Roman"/>
                 <w:b w:val="0"/>
                 <w:color w:val="000000"/>
                 <w:sz w:val="18"/>
@@ -277,7 +293,7 @@
             </w:pPr>
             <w:r>
               <w:rPr>
-                <w:rFonts w:ascii="Times New Roman" w:hAnsi="Times New Roman" w:eastAsia="Times New Roman"/>
+                <w:rFonts w:ascii="Arial" w:hAnsi="Arial" w:eastAsia="Times New Roman"/>
                 <w:b w:val="0"/>
                 <w:color w:val="000000"/>
                 <w:sz w:val="18"/>
@@ -293,6 +309,7 @@
             <w:tcW w:type="dxa" w:w="1814"/>
             <w:vAlign w:val="center"/>
             <w:shd w:fill="EAF2F8"/>
+            <w:shd w:fill="EAF2F8"/>
           </w:tcPr>
           <w:p>
             <w:pPr>
@@ -300,7 +317,7 @@
             </w:pPr>
             <w:r>
               <w:rPr>
-                <w:rFonts w:ascii="Times New Roman" w:hAnsi="Times New Roman" w:eastAsia="Times New Roman"/>
+                <w:rFonts w:ascii="Arial" w:hAnsi="Arial" w:eastAsia="Times New Roman"/>
                 <w:b w:val="0"/>
                 <w:color w:val="000000"/>
                 <w:sz w:val="18"/>
@@ -314,6 +331,7 @@
             <w:tcW w:type="dxa" w:w="3628"/>
             <w:vAlign w:val="center"/>
             <w:shd w:fill="EAF2F8"/>
+            <w:shd w:fill="EAF2F8"/>
           </w:tcPr>
           <w:p>
             <w:pPr>
@@ -321,7 +339,7 @@
             </w:pPr>
             <w:r>
               <w:rPr>
-                <w:rFonts w:ascii="Times New Roman" w:hAnsi="Times New Roman" w:eastAsia="Times New Roman"/>
+                <w:rFonts w:ascii="Arial" w:hAnsi="Arial" w:eastAsia="Times New Roman"/>
                 <w:b w:val="0"/>
                 <w:color w:val="000000"/>
                 <w:sz w:val="18"/>
@@ -335,6 +353,7 @@
             <w:tcW w:type="dxa" w:w="3628"/>
             <w:vAlign w:val="center"/>
             <w:shd w:fill="EAF2F8"/>
+            <w:shd w:fill="EAF2F8"/>
           </w:tcPr>
           <w:p>
             <w:pPr>
@@ -342,7 +361,7 @@
             </w:pPr>
             <w:r>
               <w:rPr>
-                <w:rFonts w:ascii="Times New Roman" w:hAnsi="Times New Roman" w:eastAsia="Times New Roman"/>
+                <w:rFonts w:ascii="Arial" w:hAnsi="Arial" w:eastAsia="Times New Roman"/>
                 <w:b w:val="0"/>
                 <w:color w:val="000000"/>
                 <w:sz w:val="18"/>
@@ -364,7 +383,7 @@
             </w:pPr>
             <w:r>
               <w:rPr>
-                <w:rFonts w:ascii="Times New Roman" w:hAnsi="Times New Roman" w:eastAsia="Times New Roman"/>
+                <w:rFonts w:ascii="Arial" w:hAnsi="Arial" w:eastAsia="Times New Roman"/>
                 <w:b w:val="0"/>
                 <w:color w:val="000000"/>
                 <w:sz w:val="18"/>
@@ -384,7 +403,7 @@
             </w:pPr>
             <w:r>
               <w:rPr>
-                <w:rFonts w:ascii="Times New Roman" w:hAnsi="Times New Roman" w:eastAsia="Times New Roman"/>
+                <w:rFonts w:ascii="Arial" w:hAnsi="Arial" w:eastAsia="Times New Roman"/>
                 <w:b w:val="0"/>
                 <w:color w:val="000000"/>
                 <w:sz w:val="18"/>
@@ -404,12 +423,10 @@
             </w:pPr>
             <w:r>
               <w:rPr>
-                <w:rFonts w:ascii="Times New Roman" w:hAnsi="Times New Roman" w:eastAsia="Times New Roman"/>
-                <w:b w:val="0"/>
-                <w:color w:val="000000"/>
+                <w:rFonts w:ascii="Arial" w:hAnsi="Arial"/>
                 <w:sz w:val="18"/>
               </w:rPr>
-              <w:t>Room schema v4</w:t>
+              <w:t>Room schema v6</w:t>
             </w:r>
           </w:p>
         </w:tc>
@@ -420,6 +437,7 @@
             <w:tcW w:type="dxa" w:w="1814"/>
             <w:vAlign w:val="center"/>
             <w:shd w:fill="EAF2F8"/>
+            <w:shd w:fill="EAF2F8"/>
           </w:tcPr>
           <w:p>
             <w:pPr>
@@ -427,7 +445,7 @@
             </w:pPr>
             <w:r>
               <w:rPr>
-                <w:rFonts w:ascii="Times New Roman" w:hAnsi="Times New Roman" w:eastAsia="Times New Roman"/>
+                <w:rFonts w:ascii="Arial" w:hAnsi="Arial" w:eastAsia="Times New Roman"/>
                 <w:b w:val="0"/>
                 <w:color w:val="000000"/>
                 <w:sz w:val="18"/>
@@ -441,6 +459,7 @@
             <w:tcW w:type="dxa" w:w="3628"/>
             <w:vAlign w:val="center"/>
             <w:shd w:fill="EAF2F8"/>
+            <w:shd w:fill="EAF2F8"/>
           </w:tcPr>
           <w:p>
             <w:pPr>
@@ -448,7 +467,7 @@
             </w:pPr>
             <w:r>
               <w:rPr>
-                <w:rFonts w:ascii="Times New Roman" w:hAnsi="Times New Roman" w:eastAsia="Times New Roman"/>
+                <w:rFonts w:ascii="Arial" w:hAnsi="Arial" w:eastAsia="Times New Roman"/>
                 <w:b w:val="0"/>
                 <w:color w:val="000000"/>
                 <w:sz w:val="18"/>
@@ -462,6 +481,7 @@
             <w:tcW w:type="dxa" w:w="3628"/>
             <w:vAlign w:val="center"/>
             <w:shd w:fill="EAF2F8"/>
+            <w:shd w:fill="EAF2F8"/>
           </w:tcPr>
           <w:p>
             <w:pPr>
@@ -469,7 +489,7 @@
             </w:pPr>
             <w:r>
               <w:rPr>
-                <w:rFonts w:ascii="Times New Roman" w:hAnsi="Times New Roman" w:eastAsia="Times New Roman"/>
+                <w:rFonts w:ascii="Arial" w:hAnsi="Arial" w:eastAsia="Times New Roman"/>
                 <w:b w:val="0"/>
                 <w:color w:val="000000"/>
                 <w:sz w:val="18"/>
@@ -491,7 +511,7 @@
             </w:pPr>
             <w:r>
               <w:rPr>
-                <w:rFonts w:ascii="Times New Roman" w:hAnsi="Times New Roman" w:eastAsia="Times New Roman"/>
+                <w:rFonts w:ascii="Arial" w:hAnsi="Arial" w:eastAsia="Times New Roman"/>
                 <w:b w:val="0"/>
                 <w:color w:val="000000"/>
                 <w:sz w:val="18"/>
@@ -511,7 +531,7 @@
             </w:pPr>
             <w:r>
               <w:rPr>
-                <w:rFonts w:ascii="Times New Roman" w:hAnsi="Times New Roman" w:eastAsia="Times New Roman"/>
+                <w:rFonts w:ascii="Arial" w:hAnsi="Arial" w:eastAsia="Times New Roman"/>
                 <w:b w:val="0"/>
                 <w:color w:val="000000"/>
                 <w:sz w:val="18"/>
@@ -531,7 +551,7 @@
             </w:pPr>
             <w:r>
               <w:rPr>
-                <w:rFonts w:ascii="Times New Roman" w:hAnsi="Times New Roman" w:eastAsia="Times New Roman"/>
+                <w:rFonts w:ascii="Arial" w:hAnsi="Arial" w:eastAsia="Times New Roman"/>
                 <w:b w:val="0"/>
                 <w:color w:val="000000"/>
                 <w:sz w:val="18"/>
@@ -547,6 +567,7 @@
             <w:tcW w:type="dxa" w:w="1814"/>
             <w:vAlign w:val="center"/>
             <w:shd w:fill="EAF2F8"/>
+            <w:shd w:fill="EAF2F8"/>
           </w:tcPr>
           <w:p>
             <w:pPr>
@@ -554,7 +575,7 @@
             </w:pPr>
             <w:r>
               <w:rPr>
-                <w:rFonts w:ascii="Times New Roman" w:hAnsi="Times New Roman" w:eastAsia="Times New Roman"/>
+                <w:rFonts w:ascii="Arial" w:hAnsi="Arial" w:eastAsia="Times New Roman"/>
                 <w:b w:val="0"/>
                 <w:color w:val="000000"/>
                 <w:sz w:val="18"/>
@@ -568,6 +589,7 @@
             <w:tcW w:type="dxa" w:w="3628"/>
             <w:vAlign w:val="center"/>
             <w:shd w:fill="EAF2F8"/>
+            <w:shd w:fill="EAF2F8"/>
           </w:tcPr>
           <w:p>
             <w:pPr>
@@ -575,7 +597,7 @@
             </w:pPr>
             <w:r>
               <w:rPr>
-                <w:rFonts w:ascii="Times New Roman" w:hAnsi="Times New Roman" w:eastAsia="Times New Roman"/>
+                <w:rFonts w:ascii="Arial" w:hAnsi="Arial" w:eastAsia="Times New Roman"/>
                 <w:b w:val="0"/>
                 <w:color w:val="000000"/>
                 <w:sz w:val="18"/>
@@ -589,6 +611,7 @@
             <w:tcW w:type="dxa" w:w="3628"/>
             <w:vAlign w:val="center"/>
             <w:shd w:fill="EAF2F8"/>
+            <w:shd w:fill="EAF2F8"/>
           </w:tcPr>
           <w:p>
             <w:pPr>
@@ -596,7 +619,7 @@
             </w:pPr>
             <w:r>
               <w:rPr>
-                <w:rFonts w:ascii="Times New Roman" w:hAnsi="Times New Roman" w:eastAsia="Times New Roman"/>
+                <w:rFonts w:ascii="Arial" w:hAnsi="Arial" w:eastAsia="Times New Roman"/>
                 <w:b w:val="0"/>
                 <w:color w:val="000000"/>
                 <w:sz w:val="18"/>
@@ -618,7 +641,7 @@
             </w:pPr>
             <w:r>
               <w:rPr>
-                <w:rFonts w:ascii="Times New Roman" w:hAnsi="Times New Roman" w:eastAsia="Times New Roman"/>
+                <w:rFonts w:ascii="Arial" w:hAnsi="Arial" w:eastAsia="Times New Roman"/>
                 <w:b w:val="0"/>
                 <w:color w:val="000000"/>
                 <w:sz w:val="18"/>
@@ -638,7 +661,7 @@
             </w:pPr>
             <w:r>
               <w:rPr>
-                <w:rFonts w:ascii="Times New Roman" w:hAnsi="Times New Roman" w:eastAsia="Times New Roman"/>
+                <w:rFonts w:ascii="Arial" w:hAnsi="Arial" w:eastAsia="Times New Roman"/>
                 <w:b w:val="0"/>
                 <w:color w:val="000000"/>
                 <w:sz w:val="18"/>
@@ -658,7 +681,7 @@
             </w:pPr>
             <w:r>
               <w:rPr>
-                <w:rFonts w:ascii="Times New Roman" w:hAnsi="Times New Roman" w:eastAsia="Times New Roman"/>
+                <w:rFonts w:ascii="Arial" w:hAnsi="Arial" w:eastAsia="Times New Roman"/>
                 <w:b w:val="0"/>
                 <w:color w:val="000000"/>
                 <w:sz w:val="18"/>
@@ -700,74 +723,7 @@
         <w:ind w:left="340"/>
       </w:pPr>
       <w:r>
-        <w:rPr>
-          <w:rFonts w:ascii="Consolas" w:hAnsi="Consolas" w:eastAsia="Consolas"/>
-          <w:b w:val="0"/>
-          <w:color w:val="000000"/>
-          <w:sz w:val="18"/>
-        </w:rPr>
-        <w:t>SensorManager -&gt; SensorViewModel -&gt; Compose Dashboard</w:t>
-        <w:br/>
-      </w:r>
-      <w:r>
-        <w:rPr>
-          <w:rFonts w:ascii="Consolas" w:hAnsi="Consolas" w:eastAsia="Consolas"/>
-          <w:b w:val="0"/>
-          <w:color w:val="000000"/>
-          <w:sz w:val="18"/>
-        </w:rPr>
-        <w:t xml:space="preserve">        |-&gt; Room sensor history -&gt; Last five records</w:t>
-        <w:br/>
-      </w:r>
-      <w:r>
-        <w:rPr>
-          <w:rFonts w:ascii="Consolas" w:hAnsi="Consolas" w:eastAsia="Consolas"/>
-          <w:b w:val="0"/>
-          <w:color w:val="000000"/>
-          <w:sz w:val="18"/>
-        </w:rPr>
-        <w:t xml:space="preserve">        |-&gt; 20x3 buffer -&gt; TFLite -&gt; Smart Rule Engine</w:t>
-        <w:br/>
-      </w:r>
-      <w:r>
-        <w:rPr>
-          <w:rFonts w:ascii="Consolas" w:hAnsi="Consolas" w:eastAsia="Consolas"/>
-          <w:b w:val="0"/>
-          <w:color w:val="000000"/>
-          <w:sz w:val="18"/>
-        </w:rPr>
-        <w:t>Smart Rule Engine -&gt; Room execution</w:t>
-        <w:br/>
-      </w:r>
-      <w:r>
-        <w:rPr>
-          <w:rFonts w:ascii="Consolas" w:hAnsi="Consolas" w:eastAsia="Consolas"/>
-          <w:b w:val="0"/>
-          <w:color w:val="000000"/>
-          <w:sz w:val="18"/>
-        </w:rPr>
-        <w:t xml:space="preserve">                  |-&gt; AndroidSmartActuator</w:t>
-        <w:br/>
-      </w:r>
-      <w:r>
-        <w:rPr>
-          <w:rFonts w:ascii="Consolas" w:hAnsi="Consolas" w:eastAsia="Consolas"/>
-          <w:b w:val="0"/>
-          <w:color w:val="000000"/>
-          <w:sz w:val="18"/>
-        </w:rPr>
-        <w:t xml:space="preserve">                  |-&gt; MockBleConnector ALERT</w:t>
-        <w:br/>
-      </w:r>
-      <w:r>
-        <w:rPr>
-          <w:rFonts w:ascii="Consolas" w:hAnsi="Consolas" w:eastAsia="Consolas"/>
-          <w:b w:val="0"/>
-          <w:color w:val="000000"/>
-          <w:sz w:val="18"/>
-        </w:rPr>
-        <w:t>Monitoring snapshot -&gt; Room outbox -&gt; WorkManager -&gt; Firebase</w:t>
-        <w:br/>
+        <w:t>SensorManager → SensorViewModel → bounded ML window → TFLite → SmartRuleEngine → RoomSmartRuleEventCoordinator. Coordinator однією Room transaction створює execution і gated outbox intent. Після commit виконується дозволена фізична дія або Mock BLE ALERT. Друга Room transaction фіксує actual outcomes, фінальний payload і readyForDelivery=true. WorkManager спочатку запускає reconciler, потім доставляє FIFO head у Firebase за stable eventId.</w:t>
       </w:r>
     </w:p>
     <w:p>
@@ -777,13 +733,7 @@
         <w:jc w:val="both"/>
       </w:pPr>
       <w:r>
-        <w:rPr>
-          <w:rFonts w:ascii="Times New Roman" w:hAnsi="Times New Roman" w:eastAsia="Times New Roman"/>
-          <w:b w:val="0"/>
-          <w:color w:val="000000"/>
-          <w:sz w:val="28"/>
-        </w:rPr>
-        <w:t>Гілки Room, cloud, actuator і BLE асинхронні. Вони не утворюють одну розподілену транзакцію. Coordinator фіксує фактичний результат кожної rule action окремо.</w:t>
+        <w:t>Room transaction не охоплює Bluetooth, Android actuator або Firebase. Crash consistency забезпечують durable intent, gated payload, idempotent Firebase key та reconciler. Після невизначеного crash результат стає OUTCOME_UNKNOWN, а фізична дія автоматично не повторюється.</w:t>
       </w:r>
     </w:p>
     <w:p>
@@ -812,6 +762,7 @@
     </w:p>
     <w:tbl>
       <w:tblPr>
+        <w:tblStyle w:val="TableGrid"/>
         <w:tblW w:type="auto" w:w="0"/>
         <w:jc w:val="center"/>
         <w:tblLook w:firstColumn="1" w:firstRow="1" w:lastColumn="0" w:lastRow="0" w:noHBand="0" w:noVBand="1" w:val="04A0"/>
@@ -829,19 +780,26 @@
         <w:gridCol w:w="4677"/>
       </w:tblGrid>
       <w:tr>
+        <w:trPr>
+          <w:tblHeader/>
+        </w:trPr>
         <w:tc>
           <w:tcPr>
             <w:tcW w:type="dxa" w:w="3969"/>
             <w:shd w:fill="1F4E78"/>
             <w:vAlign w:val="center"/>
+            <w:shd w:fill="1F4E78"/>
           </w:tcPr>
           <w:p>
+            <w:pPr>
+              <w:spacing w:after="40"/>
+            </w:pPr>
             <w:r>
               <w:rPr>
-                <w:rFonts w:ascii="Times New Roman" w:hAnsi="Times New Roman" w:eastAsia="Times New Roman"/>
+                <w:rFonts w:ascii="Arial" w:hAnsi="Arial" w:eastAsia="Times New Roman"/>
                 <w:b/>
                 <w:color w:val="FFFFFF"/>
-                <w:sz w:val="20"/>
+                <w:sz w:val="18"/>
               </w:rPr>
               <w:t>Поле</w:t>
             </w:r>
@@ -852,14 +810,18 @@
             <w:tcW w:type="dxa" w:w="5102"/>
             <w:shd w:fill="1F4E78"/>
             <w:vAlign w:val="center"/>
+            <w:shd w:fill="1F4E78"/>
           </w:tcPr>
           <w:p>
+            <w:pPr>
+              <w:spacing w:after="40"/>
+            </w:pPr>
             <w:r>
               <w:rPr>
-                <w:rFonts w:ascii="Times New Roman" w:hAnsi="Times New Roman" w:eastAsia="Times New Roman"/>
+                <w:rFonts w:ascii="Arial" w:hAnsi="Arial" w:eastAsia="Times New Roman"/>
                 <w:b/>
                 <w:color w:val="FFFFFF"/>
-                <w:sz w:val="20"/>
+                <w:sz w:val="18"/>
               </w:rPr>
               <w:t>Значення прикладу</w:t>
             </w:r>
@@ -878,7 +840,7 @@
             </w:pPr>
             <w:r>
               <w:rPr>
-                <w:rFonts w:ascii="Times New Roman" w:hAnsi="Times New Roman" w:eastAsia="Times New Roman"/>
+                <w:rFonts w:ascii="Arial" w:hAnsi="Arial" w:eastAsia="Times New Roman"/>
                 <w:b w:val="0"/>
                 <w:color w:val="000000"/>
                 <w:sz w:val="18"/>
@@ -898,7 +860,7 @@
             </w:pPr>
             <w:r>
               <w:rPr>
-                <w:rFonts w:ascii="Times New Roman" w:hAnsi="Times New Roman" w:eastAsia="Times New Roman"/>
+                <w:rFonts w:ascii="Arial" w:hAnsi="Arial" w:eastAsia="Times New Roman"/>
                 <w:b w:val="0"/>
                 <w:color w:val="000000"/>
                 <w:sz w:val="18"/>
@@ -914,6 +876,7 @@
             <w:tcW w:type="dxa" w:w="3969"/>
             <w:vAlign w:val="center"/>
             <w:shd w:fill="EAF2F8"/>
+            <w:shd w:fill="EAF2F8"/>
           </w:tcPr>
           <w:p>
             <w:pPr>
@@ -921,7 +884,7 @@
             </w:pPr>
             <w:r>
               <w:rPr>
-                <w:rFonts w:ascii="Times New Roman" w:hAnsi="Times New Roman" w:eastAsia="Times New Roman"/>
+                <w:rFonts w:ascii="Arial" w:hAnsi="Arial" w:eastAsia="Times New Roman"/>
                 <w:b w:val="0"/>
                 <w:color w:val="000000"/>
                 <w:sz w:val="18"/>
@@ -935,6 +898,7 @@
             <w:tcW w:type="dxa" w:w="5102"/>
             <w:vAlign w:val="center"/>
             <w:shd w:fill="EAF2F8"/>
+            <w:shd w:fill="EAF2F8"/>
           </w:tcPr>
           <w:p>
             <w:pPr>
@@ -942,7 +906,7 @@
             </w:pPr>
             <w:r>
               <w:rPr>
-                <w:rFonts w:ascii="Times New Roman" w:hAnsi="Times New Roman" w:eastAsia="Times New Roman"/>
+                <w:rFonts w:ascii="Arial" w:hAnsi="Arial" w:eastAsia="Times New Roman"/>
                 <w:b w:val="0"/>
                 <w:color w:val="000000"/>
                 <w:sz w:val="18"/>
@@ -964,7 +928,7 @@
             </w:pPr>
             <w:r>
               <w:rPr>
-                <w:rFonts w:ascii="Times New Roman" w:hAnsi="Times New Roman" w:eastAsia="Times New Roman"/>
+                <w:rFonts w:ascii="Arial" w:hAnsi="Arial" w:eastAsia="Times New Roman"/>
                 <w:b w:val="0"/>
                 <w:color w:val="000000"/>
                 <w:sz w:val="18"/>
@@ -984,7 +948,7 @@
             </w:pPr>
             <w:r>
               <w:rPr>
-                <w:rFonts w:ascii="Times New Roman" w:hAnsi="Times New Roman" w:eastAsia="Times New Roman"/>
+                <w:rFonts w:ascii="Arial" w:hAnsi="Arial" w:eastAsia="Times New Roman"/>
                 <w:b w:val="0"/>
                 <w:color w:val="000000"/>
                 <w:sz w:val="18"/>
@@ -1000,6 +964,7 @@
             <w:tcW w:type="dxa" w:w="3969"/>
             <w:vAlign w:val="center"/>
             <w:shd w:fill="EAF2F8"/>
+            <w:shd w:fill="EAF2F8"/>
           </w:tcPr>
           <w:p>
             <w:pPr>
@@ -1007,7 +972,7 @@
             </w:pPr>
             <w:r>
               <w:rPr>
-                <w:rFonts w:ascii="Times New Roman" w:hAnsi="Times New Roman" w:eastAsia="Times New Roman"/>
+                <w:rFonts w:ascii="Arial" w:hAnsi="Arial" w:eastAsia="Times New Roman"/>
                 <w:b w:val="0"/>
                 <w:color w:val="000000"/>
                 <w:sz w:val="18"/>
@@ -1021,6 +986,7 @@
             <w:tcW w:type="dxa" w:w="5102"/>
             <w:vAlign w:val="center"/>
             <w:shd w:fill="EAF2F8"/>
+            <w:shd w:fill="EAF2F8"/>
           </w:tcPr>
           <w:p>
             <w:pPr>
@@ -1028,7 +994,7 @@
             </w:pPr>
             <w:r>
               <w:rPr>
-                <w:rFonts w:ascii="Times New Roman" w:hAnsi="Times New Roman" w:eastAsia="Times New Roman"/>
+                <w:rFonts w:ascii="Arial" w:hAnsi="Arial" w:eastAsia="Times New Roman"/>
                 <w:b w:val="0"/>
                 <w:color w:val="000000"/>
                 <w:sz w:val="18"/>
@@ -1050,7 +1016,7 @@
             </w:pPr>
             <w:r>
               <w:rPr>
-                <w:rFonts w:ascii="Times New Roman" w:hAnsi="Times New Roman" w:eastAsia="Times New Roman"/>
+                <w:rFonts w:ascii="Arial" w:hAnsi="Arial" w:eastAsia="Times New Roman"/>
                 <w:b w:val="0"/>
                 <w:color w:val="000000"/>
                 <w:sz w:val="18"/>
@@ -1070,7 +1036,7 @@
             </w:pPr>
             <w:r>
               <w:rPr>
-                <w:rFonts w:ascii="Times New Roman" w:hAnsi="Times New Roman" w:eastAsia="Times New Roman"/>
+                <w:rFonts w:ascii="Arial" w:hAnsi="Arial" w:eastAsia="Times New Roman"/>
                 <w:b w:val="0"/>
                 <w:color w:val="000000"/>
                 <w:sz w:val="18"/>
@@ -1086,6 +1052,7 @@
             <w:tcW w:type="dxa" w:w="3969"/>
             <w:vAlign w:val="center"/>
             <w:shd w:fill="EAF2F8"/>
+            <w:shd w:fill="EAF2F8"/>
           </w:tcPr>
           <w:p>
             <w:pPr>
@@ -1093,7 +1060,7 @@
             </w:pPr>
             <w:r>
               <w:rPr>
-                <w:rFonts w:ascii="Times New Roman" w:hAnsi="Times New Roman" w:eastAsia="Times New Roman"/>
+                <w:rFonts w:ascii="Arial" w:hAnsi="Arial" w:eastAsia="Times New Roman"/>
                 <w:b w:val="0"/>
                 <w:color w:val="000000"/>
                 <w:sz w:val="18"/>
@@ -1107,6 +1074,7 @@
             <w:tcW w:type="dxa" w:w="5102"/>
             <w:vAlign w:val="center"/>
             <w:shd w:fill="EAF2F8"/>
+            <w:shd w:fill="EAF2F8"/>
           </w:tcPr>
           <w:p>
             <w:pPr>
@@ -1114,7 +1082,7 @@
             </w:pPr>
             <w:r>
               <w:rPr>
-                <w:rFonts w:ascii="Times New Roman" w:hAnsi="Times New Roman" w:eastAsia="Times New Roman"/>
+                <w:rFonts w:ascii="Arial" w:hAnsi="Arial" w:eastAsia="Times New Roman"/>
                 <w:b w:val="0"/>
                 <w:color w:val="000000"/>
                 <w:sz w:val="18"/>
@@ -1136,7 +1104,7 @@
             </w:pPr>
             <w:r>
               <w:rPr>
-                <w:rFonts w:ascii="Times New Roman" w:hAnsi="Times New Roman" w:eastAsia="Times New Roman"/>
+                <w:rFonts w:ascii="Arial" w:hAnsi="Arial" w:eastAsia="Times New Roman"/>
                 <w:b w:val="0"/>
                 <w:color w:val="000000"/>
                 <w:sz w:val="18"/>
@@ -1156,7 +1124,7 @@
             </w:pPr>
             <w:r>
               <w:rPr>
-                <w:rFonts w:ascii="Times New Roman" w:hAnsi="Times New Roman" w:eastAsia="Times New Roman"/>
+                <w:rFonts w:ascii="Arial" w:hAnsi="Arial" w:eastAsia="Times New Roman"/>
                 <w:b w:val="0"/>
                 <w:color w:val="000000"/>
                 <w:sz w:val="18"/>
@@ -1191,7 +1159,7 @@
       <w:r>
         <w:drawing>
           <wp:inline xmlns:a="http://schemas.openxmlformats.org/drawingml/2006/main" xmlns:pic="http://schemas.openxmlformats.org/drawingml/2006/picture">
-            <wp:extent cx="3168000" cy="7068600"/>
+            <wp:extent cx="2340000" cy="5221125"/>
             <wp:docPr id="1" name="Picture 1"/>
             <wp:cNvGraphicFramePr>
               <a:graphicFrameLocks noChangeAspect="1"/>
@@ -1212,7 +1180,7 @@
                   <pic:spPr>
                     <a:xfrm>
                       <a:off x="0" y="0"/>
-                      <a:ext cx="3168000" cy="7068600"/>
+                      <a:ext cx="2340000" cy="5221125"/>
                     </a:xfrm>
                     <a:prstGeom prst="rect"/>
                   </pic:spPr>
@@ -1270,13 +1238,7 @@
         <w:jc w:val="both"/>
       </w:pPr>
       <w:r>
-        <w:rPr>
-          <w:rFonts w:ascii="Times New Roman" w:hAnsi="Times New Roman" w:eastAsia="Times New Roman"/>
-          <w:b w:val="0"/>
-          <w:color w:val="000000"/>
-          <w:sz w:val="28"/>
-        </w:rPr>
-        <w:t>Schema v4 додає smart_rules та smart_rule_executions з foreign key і cascade delete. DAO повертає Flow, mutation виконується на Dispatchers.IO. Instrumentation tests перевіряють CRUD, execution history, cascade та ланцюги 2→4 і 1→2→3→4 без втрати sensor history.</w:t>
+        <w:t>Поточна Room schema v6 зберігає sensor history, actuator events, Smart Rules, executions, active cloud session і bounded outbox. Migration 5→6 додає triggerSource, mlClass, mlConfidence та readyForDelivery без зміни опублікованої v5. MigrationTestHelper перевірив exported schemas v1, v2, v3, v4 і v5 до v6 та повторне відкриття бази на API 36.</w:t>
       </w:r>
     </w:p>
     <w:p>
@@ -1294,13 +1256,7 @@
         <w:jc w:val="both"/>
       </w:pPr>
       <w:r>
-        <w:rPr>
-          <w:rFonts w:ascii="Times New Roman" w:hAnsi="Times New Roman" w:eastAsia="Times New Roman"/>
-          <w:b w:val="0"/>
-          <w:color w:val="000000"/>
-          <w:sz w:val="28"/>
-        </w:rPr>
-        <w:t>CloudSyncViewModel спочатку додає stable operation до Room outbox. Firebase acknowledgement переводить її у delivered. За відсутності мережі operation лишається pending; WorkManager повторює delivery. Capacity telemetry queue — 10000, terminal END_SESSION має окрему безпечну семантику. Smart-rule execution поки не має власного cloud payload, тому це заявлено як обмеження.</w:t>
+        <w:t>Rule trigger створює execution і cloud delivery intent атомарно. Outbox head із readyForDelivery=false блокує drainer до фіналізації actual actuator і BLE outcomes. Reconciler відновлює PENDING та ACTION_IN_PROGRESS як OUTCOME_UNKNOWN без повторної фізичної дії. Загальний ліміт 10000 не перевищується: telemetry резервує два critical slots, rule event один END_SESSION slot, а відмова є явною.</w:t>
       </w:r>
     </w:p>
     <w:p>
@@ -1318,13 +1274,7 @@
         <w:jc w:val="both"/>
       </w:pPr>
       <w:r>
-        <w:rPr>
-          <w:rFonts w:ascii="Times New Roman" w:hAnsi="Times New Roman" w:eastAsia="Times New Roman"/>
-          <w:b w:val="0"/>
-          <w:color w:val="000000"/>
-          <w:sz w:val="28"/>
-        </w:rPr>
-        <w:t>VirtualSleepBand моделює scan, connection, reads, writes і HR notifications. DeviceCommand.ALERT обробляється лише у connected state та повертає ALERT_ACKNOWLEDGED. Vibration pulse і flashlight проходять AndroidSmartActuator; flashlight потребує permission і наявного hardware. Visible action показує Material AlertDialog.</w:t>
+        <w:t>VirtualSleepBand моделює scan, connection, reads, writes, HR notifications і alert state. sendAlert(eventId) повертає ALERT_ACK:eventId:REV=n. Повтор того самого eventId повертає duplicate ACK без збільшення revision. Vibration і flashlight проходять AndroidSmartActuator; visible action показує Material AlertDialog.</w:t>
       </w:r>
     </w:p>
     <w:p>
@@ -1385,6 +1335,7 @@
     </w:p>
     <w:tbl>
       <w:tblPr>
+        <w:tblStyle w:val="TableGrid"/>
         <w:tblW w:type="auto" w:w="0"/>
         <w:jc w:val="center"/>
         <w:tblLook w:firstColumn="1" w:firstRow="1" w:lastColumn="0" w:lastRow="0" w:noHBand="0" w:noVBand="1" w:val="04A0"/>
@@ -1403,19 +1354,26 @@
         <w:gridCol w:w="3118"/>
       </w:tblGrid>
       <w:tr>
+        <w:trPr>
+          <w:tblHeader/>
+        </w:trPr>
         <w:tc>
           <w:tcPr>
             <w:tcW w:type="dxa" w:w="1134"/>
             <w:shd w:fill="1F4E78"/>
             <w:vAlign w:val="center"/>
+            <w:shd w:fill="1F4E78"/>
           </w:tcPr>
           <w:p>
+            <w:pPr>
+              <w:spacing w:after="40"/>
+            </w:pPr>
             <w:r>
               <w:rPr>
-                <w:rFonts w:ascii="Times New Roman" w:hAnsi="Times New Roman" w:eastAsia="Times New Roman"/>
+                <w:rFonts w:ascii="Arial" w:hAnsi="Arial" w:eastAsia="Times New Roman"/>
                 <w:b/>
                 <w:color w:val="FFFFFF"/>
-                <w:sz w:val="20"/>
+                <w:sz w:val="18"/>
               </w:rPr>
               <w:t>ID</w:t>
             </w:r>
@@ -1426,14 +1384,18 @@
             <w:tcW w:type="dxa" w:w="3969"/>
             <w:shd w:fill="1F4E78"/>
             <w:vAlign w:val="center"/>
+            <w:shd w:fill="1F4E78"/>
           </w:tcPr>
           <w:p>
+            <w:pPr>
+              <w:spacing w:after="40"/>
+            </w:pPr>
             <w:r>
               <w:rPr>
-                <w:rFonts w:ascii="Times New Roman" w:hAnsi="Times New Roman" w:eastAsia="Times New Roman"/>
+                <w:rFonts w:ascii="Arial" w:hAnsi="Arial" w:eastAsia="Times New Roman"/>
                 <w:b/>
                 <w:color w:val="FFFFFF"/>
-                <w:sz w:val="20"/>
+                <w:sz w:val="18"/>
               </w:rPr>
               <w:t>Перевірка</w:t>
             </w:r>
@@ -1444,14 +1406,18 @@
             <w:tcW w:type="dxa" w:w="3969"/>
             <w:shd w:fill="1F4E78"/>
             <w:vAlign w:val="center"/>
+            <w:shd w:fill="1F4E78"/>
           </w:tcPr>
           <w:p>
+            <w:pPr>
+              <w:spacing w:after="40"/>
+            </w:pPr>
             <w:r>
               <w:rPr>
-                <w:rFonts w:ascii="Times New Roman" w:hAnsi="Times New Roman" w:eastAsia="Times New Roman"/>
+                <w:rFonts w:ascii="Arial" w:hAnsi="Arial" w:eastAsia="Times New Roman"/>
                 <w:b/>
                 <w:color w:val="FFFFFF"/>
-                <w:sz w:val="20"/>
+                <w:sz w:val="18"/>
               </w:rPr>
               <w:t>Фактичний результат</w:t>
             </w:r>
@@ -1470,7 +1436,7 @@
             </w:pPr>
             <w:r>
               <w:rPr>
-                <w:rFonts w:ascii="Times New Roman" w:hAnsi="Times New Roman" w:eastAsia="Times New Roman"/>
+                <w:rFonts w:ascii="Arial" w:hAnsi="Arial" w:eastAsia="Times New Roman"/>
                 <w:b w:val="0"/>
                 <w:color w:val="000000"/>
                 <w:sz w:val="18"/>
@@ -1490,7 +1456,7 @@
             </w:pPr>
             <w:r>
               <w:rPr>
-                <w:rFonts w:ascii="Times New Roman" w:hAnsi="Times New Roman" w:eastAsia="Times New Roman"/>
+                <w:rFonts w:ascii="Arial" w:hAnsi="Arial" w:eastAsia="Times New Roman"/>
                 <w:b w:val="0"/>
                 <w:color w:val="000000"/>
                 <w:sz w:val="18"/>
@@ -1510,7 +1476,7 @@
             </w:pPr>
             <w:r>
               <w:rPr>
-                <w:rFonts w:ascii="Times New Roman" w:hAnsi="Times New Roman" w:eastAsia="Times New Roman"/>
+                <w:rFonts w:ascii="Arial" w:hAnsi="Arial" w:eastAsia="Times New Roman"/>
                 <w:b w:val="0"/>
                 <w:color w:val="000000"/>
                 <w:sz w:val="18"/>
@@ -1526,6 +1492,7 @@
             <w:tcW w:type="dxa" w:w="1134"/>
             <w:vAlign w:val="center"/>
             <w:shd w:fill="EAF2F8"/>
+            <w:shd w:fill="EAF2F8"/>
           </w:tcPr>
           <w:p>
             <w:pPr>
@@ -1533,7 +1500,7 @@
             </w:pPr>
             <w:r>
               <w:rPr>
-                <w:rFonts w:ascii="Times New Roman" w:hAnsi="Times New Roman" w:eastAsia="Times New Roman"/>
+                <w:rFonts w:ascii="Arial" w:hAnsi="Arial" w:eastAsia="Times New Roman"/>
                 <w:b w:val="0"/>
                 <w:color w:val="000000"/>
                 <w:sz w:val="18"/>
@@ -1547,6 +1514,7 @@
             <w:tcW w:type="dxa" w:w="3969"/>
             <w:vAlign w:val="center"/>
             <w:shd w:fill="EAF2F8"/>
+            <w:shd w:fill="EAF2F8"/>
           </w:tcPr>
           <w:p>
             <w:pPr>
@@ -1554,7 +1522,7 @@
             </w:pPr>
             <w:r>
               <w:rPr>
-                <w:rFonts w:ascii="Times New Roman" w:hAnsi="Times New Roman" w:eastAsia="Times New Roman"/>
+                <w:rFonts w:ascii="Arial" w:hAnsi="Arial" w:eastAsia="Times New Roman"/>
                 <w:b w:val="0"/>
                 <w:color w:val="000000"/>
                 <w:sz w:val="18"/>
@@ -1568,6 +1536,7 @@
             <w:tcW w:type="dxa" w:w="3969"/>
             <w:vAlign w:val="center"/>
             <w:shd w:fill="EAF2F8"/>
+            <w:shd w:fill="EAF2F8"/>
           </w:tcPr>
           <w:p>
             <w:pPr>
@@ -1575,7 +1544,7 @@
             </w:pPr>
             <w:r>
               <w:rPr>
-                <w:rFonts w:ascii="Times New Roman" w:hAnsi="Times New Roman" w:eastAsia="Times New Roman"/>
+                <w:rFonts w:ascii="Arial" w:hAnsi="Arial" w:eastAsia="Times New Roman"/>
                 <w:b w:val="0"/>
                 <w:color w:val="000000"/>
                 <w:sz w:val="18"/>
@@ -1597,7 +1566,7 @@
             </w:pPr>
             <w:r>
               <w:rPr>
-                <w:rFonts w:ascii="Times New Roman" w:hAnsi="Times New Roman" w:eastAsia="Times New Roman"/>
+                <w:rFonts w:ascii="Arial" w:hAnsi="Arial" w:eastAsia="Times New Roman"/>
                 <w:b w:val="0"/>
                 <w:color w:val="000000"/>
                 <w:sz w:val="18"/>
@@ -1617,7 +1586,7 @@
             </w:pPr>
             <w:r>
               <w:rPr>
-                <w:rFonts w:ascii="Times New Roman" w:hAnsi="Times New Roman" w:eastAsia="Times New Roman"/>
+                <w:rFonts w:ascii="Arial" w:hAnsi="Arial" w:eastAsia="Times New Roman"/>
                 <w:b w:val="0"/>
                 <w:color w:val="000000"/>
                 <w:sz w:val="18"/>
@@ -1637,7 +1606,7 @@
             </w:pPr>
             <w:r>
               <w:rPr>
-                <w:rFonts w:ascii="Times New Roman" w:hAnsi="Times New Roman" w:eastAsia="Times New Roman"/>
+                <w:rFonts w:ascii="Arial" w:hAnsi="Arial" w:eastAsia="Times New Roman"/>
                 <w:b w:val="0"/>
                 <w:color w:val="000000"/>
                 <w:sz w:val="18"/>
@@ -1653,6 +1622,7 @@
             <w:tcW w:type="dxa" w:w="1134"/>
             <w:vAlign w:val="center"/>
             <w:shd w:fill="EAF2F8"/>
+            <w:shd w:fill="EAF2F8"/>
           </w:tcPr>
           <w:p>
             <w:pPr>
@@ -1660,7 +1630,7 @@
             </w:pPr>
             <w:r>
               <w:rPr>
-                <w:rFonts w:ascii="Times New Roman" w:hAnsi="Times New Roman" w:eastAsia="Times New Roman"/>
+                <w:rFonts w:ascii="Arial" w:hAnsi="Arial" w:eastAsia="Times New Roman"/>
                 <w:b w:val="0"/>
                 <w:color w:val="000000"/>
                 <w:sz w:val="18"/>
@@ -1674,6 +1644,7 @@
             <w:tcW w:type="dxa" w:w="3969"/>
             <w:vAlign w:val="center"/>
             <w:shd w:fill="EAF2F8"/>
+            <w:shd w:fill="EAF2F8"/>
           </w:tcPr>
           <w:p>
             <w:pPr>
@@ -1681,7 +1652,7 @@
             </w:pPr>
             <w:r>
               <w:rPr>
-                <w:rFonts w:ascii="Times New Roman" w:hAnsi="Times New Roman" w:eastAsia="Times New Roman"/>
+                <w:rFonts w:ascii="Arial" w:hAnsi="Arial" w:eastAsia="Times New Roman"/>
                 <w:b w:val="0"/>
                 <w:color w:val="000000"/>
                 <w:sz w:val="18"/>
@@ -1695,6 +1666,7 @@
             <w:tcW w:type="dxa" w:w="3969"/>
             <w:vAlign w:val="center"/>
             <w:shd w:fill="EAF2F8"/>
+            <w:shd w:fill="EAF2F8"/>
           </w:tcPr>
           <w:p>
             <w:pPr>
@@ -1702,7 +1674,7 @@
             </w:pPr>
             <w:r>
               <w:rPr>
-                <w:rFonts w:ascii="Times New Roman" w:hAnsi="Times New Roman" w:eastAsia="Times New Roman"/>
+                <w:rFonts w:ascii="Arial" w:hAnsi="Arial" w:eastAsia="Times New Roman"/>
                 <w:b w:val="0"/>
                 <w:color w:val="000000"/>
                 <w:sz w:val="18"/>
@@ -1724,7 +1696,7 @@
             </w:pPr>
             <w:r>
               <w:rPr>
-                <w:rFonts w:ascii="Times New Roman" w:hAnsi="Times New Roman" w:eastAsia="Times New Roman"/>
+                <w:rFonts w:ascii="Arial" w:hAnsi="Arial" w:eastAsia="Times New Roman"/>
                 <w:b w:val="0"/>
                 <w:color w:val="000000"/>
                 <w:sz w:val="18"/>
@@ -1744,12 +1716,10 @@
             </w:pPr>
             <w:r>
               <w:rPr>
-                <w:rFonts w:ascii="Times New Roman" w:hAnsi="Times New Roman" w:eastAsia="Times New Roman"/>
-                <w:b w:val="0"/>
-                <w:color w:val="000000"/>
+                <w:rFonts w:ascii="Arial" w:hAnsi="Arial"/>
                 <w:sz w:val="18"/>
               </w:rPr>
-              <w:t>Room migrations through v4</w:t>
+              <w:t>Room migrations v1–v5 → v6</w:t>
             </w:r>
           </w:p>
         </w:tc>
@@ -1764,7 +1734,7 @@
             </w:pPr>
             <w:r>
               <w:rPr>
-                <w:rFonts w:ascii="Times New Roman" w:hAnsi="Times New Roman" w:eastAsia="Times New Roman"/>
+                <w:rFonts w:ascii="Arial" w:hAnsi="Arial" w:eastAsia="Times New Roman"/>
                 <w:b w:val="0"/>
                 <w:color w:val="000000"/>
                 <w:sz w:val="18"/>
@@ -1780,6 +1750,7 @@
             <w:tcW w:type="dxa" w:w="1134"/>
             <w:vAlign w:val="center"/>
             <w:shd w:fill="EAF2F8"/>
+            <w:shd w:fill="EAF2F8"/>
           </w:tcPr>
           <w:p>
             <w:pPr>
@@ -1787,7 +1758,7 @@
             </w:pPr>
             <w:r>
               <w:rPr>
-                <w:rFonts w:ascii="Times New Roman" w:hAnsi="Times New Roman" w:eastAsia="Times New Roman"/>
+                <w:rFonts w:ascii="Arial" w:hAnsi="Arial" w:eastAsia="Times New Roman"/>
                 <w:b w:val="0"/>
                 <w:color w:val="000000"/>
                 <w:sz w:val="18"/>
@@ -1801,6 +1772,7 @@
             <w:tcW w:type="dxa" w:w="3969"/>
             <w:vAlign w:val="center"/>
             <w:shd w:fill="EAF2F8"/>
+            <w:shd w:fill="EAF2F8"/>
           </w:tcPr>
           <w:p>
             <w:pPr>
@@ -1808,7 +1780,7 @@
             </w:pPr>
             <w:r>
               <w:rPr>
-                <w:rFonts w:ascii="Times New Roman" w:hAnsi="Times New Roman" w:eastAsia="Times New Roman"/>
+                <w:rFonts w:ascii="Arial" w:hAnsi="Arial" w:eastAsia="Times New Roman"/>
                 <w:b w:val="0"/>
                 <w:color w:val="000000"/>
                 <w:sz w:val="18"/>
@@ -1822,6 +1794,7 @@
             <w:tcW w:type="dxa" w:w="3969"/>
             <w:vAlign w:val="center"/>
             <w:shd w:fill="EAF2F8"/>
+            <w:shd w:fill="EAF2F8"/>
           </w:tcPr>
           <w:p>
             <w:pPr>
@@ -1829,7 +1802,7 @@
             </w:pPr>
             <w:r>
               <w:rPr>
-                <w:rFonts w:ascii="Times New Roman" w:hAnsi="Times New Roman" w:eastAsia="Times New Roman"/>
+                <w:rFonts w:ascii="Arial" w:hAnsi="Arial" w:eastAsia="Times New Roman"/>
                 <w:b w:val="0"/>
                 <w:color w:val="000000"/>
                 <w:sz w:val="18"/>
@@ -1851,7 +1824,7 @@
             </w:pPr>
             <w:r>
               <w:rPr>
-                <w:rFonts w:ascii="Times New Roman" w:hAnsi="Times New Roman" w:eastAsia="Times New Roman"/>
+                <w:rFonts w:ascii="Arial" w:hAnsi="Arial" w:eastAsia="Times New Roman"/>
                 <w:b w:val="0"/>
                 <w:color w:val="000000"/>
                 <w:sz w:val="18"/>
@@ -1871,7 +1844,7 @@
             </w:pPr>
             <w:r>
               <w:rPr>
-                <w:rFonts w:ascii="Times New Roman" w:hAnsi="Times New Roman" w:eastAsia="Times New Roman"/>
+                <w:rFonts w:ascii="Arial" w:hAnsi="Arial" w:eastAsia="Times New Roman"/>
                 <w:b w:val="0"/>
                 <w:color w:val="000000"/>
                 <w:sz w:val="18"/>
@@ -1891,7 +1864,7 @@
             </w:pPr>
             <w:r>
               <w:rPr>
-                <w:rFonts w:ascii="Times New Roman" w:hAnsi="Times New Roman" w:eastAsia="Times New Roman"/>
+                <w:rFonts w:ascii="Arial" w:hAnsi="Arial" w:eastAsia="Times New Roman"/>
                 <w:b w:val="0"/>
                 <w:color w:val="000000"/>
                 <w:sz w:val="18"/>
@@ -1907,6 +1880,7 @@
             <w:tcW w:type="dxa" w:w="1134"/>
             <w:vAlign w:val="center"/>
             <w:shd w:fill="EAF2F8"/>
+            <w:shd w:fill="EAF2F8"/>
           </w:tcPr>
           <w:p>
             <w:pPr>
@@ -1914,7 +1888,7 @@
             </w:pPr>
             <w:r>
               <w:rPr>
-                <w:rFonts w:ascii="Times New Roman" w:hAnsi="Times New Roman" w:eastAsia="Times New Roman"/>
+                <w:rFonts w:ascii="Arial" w:hAnsi="Arial" w:eastAsia="Times New Roman"/>
                 <w:b w:val="0"/>
                 <w:color w:val="000000"/>
                 <w:sz w:val="18"/>
@@ -1928,6 +1902,7 @@
             <w:tcW w:type="dxa" w:w="3969"/>
             <w:vAlign w:val="center"/>
             <w:shd w:fill="EAF2F8"/>
+            <w:shd w:fill="EAF2F8"/>
           </w:tcPr>
           <w:p>
             <w:pPr>
@@ -1935,12 +1910,10 @@
             </w:pPr>
             <w:r>
               <w:rPr>
-                <w:rFonts w:ascii="Times New Roman" w:hAnsi="Times New Roman" w:eastAsia="Times New Roman"/>
-                <w:b w:val="0"/>
-                <w:color w:val="000000"/>
+                <w:rFonts w:ascii="Arial" w:hAnsi="Arial"/>
                 <w:sz w:val="18"/>
               </w:rPr>
-              <w:t>Full desktop E2E with Firebase console</w:t>
+              <w:t>Correlated TFLite → Rule → Room → BLE → Firebase</w:t>
             </w:r>
           </w:p>
         </w:tc>
@@ -1949,6 +1922,7 @@
             <w:tcW w:type="dxa" w:w="3969"/>
             <w:vAlign w:val="center"/>
             <w:shd w:fill="EAF2F8"/>
+            <w:shd w:fill="EAF2F8"/>
           </w:tcPr>
           <w:p>
             <w:pPr>
@@ -1956,12 +1930,10 @@
             </w:pPr>
             <w:r>
               <w:rPr>
-                <w:rFonts w:ascii="Times New Roman" w:hAnsi="Times New Roman" w:eastAsia="Times New Roman"/>
-                <w:b w:val="0"/>
-                <w:color w:val="000000"/>
+                <w:rFonts w:ascii="Arial" w:hAnsi="Arial"/>
                 <w:sz w:val="18"/>
               </w:rPr>
-              <w:t>PARTIAL, not recorded</w:t>
+              <w:t>PASS, API 36 + Firebase emulators</w:t>
             </w:r>
           </w:p>
         </w:tc>
@@ -1978,6 +1950,7 @@
     </w:p>
     <w:tbl>
       <w:tblPr>
+        <w:tblStyle w:val="TableGrid"/>
         <w:tblW w:type="auto" w:w="0"/>
         <w:jc w:val="center"/>
         <w:tblLook w:firstColumn="1" w:firstRow="1" w:lastColumn="0" w:lastRow="0" w:noHBand="0" w:noVBand="1" w:val="04A0"/>
@@ -1996,19 +1969,26 @@
         <w:gridCol w:w="3118"/>
       </w:tblGrid>
       <w:tr>
+        <w:trPr>
+          <w:tblHeader/>
+        </w:trPr>
         <w:tc>
           <w:tcPr>
             <w:tcW w:type="dxa" w:w="2835"/>
             <w:shd w:fill="1F4E78"/>
             <w:vAlign w:val="center"/>
+            <w:shd w:fill="1F4E78"/>
           </w:tcPr>
           <w:p>
+            <w:pPr>
+              <w:spacing w:after="40"/>
+            </w:pPr>
             <w:r>
               <w:rPr>
-                <w:rFonts w:ascii="Times New Roman" w:hAnsi="Times New Roman" w:eastAsia="Times New Roman"/>
+                <w:rFonts w:ascii="Arial" w:hAnsi="Arial" w:eastAsia="Times New Roman"/>
                 <w:b/>
                 <w:color w:val="FFFFFF"/>
-                <w:sz w:val="20"/>
+                <w:sz w:val="18"/>
               </w:rPr>
               <w:t>Точка</w:t>
             </w:r>
@@ -2019,14 +1999,18 @@
             <w:tcW w:type="dxa" w:w="3118"/>
             <w:shd w:fill="1F4E78"/>
             <w:vAlign w:val="center"/>
+            <w:shd w:fill="1F4E78"/>
           </w:tcPr>
           <w:p>
+            <w:pPr>
+              <w:spacing w:after="40"/>
+            </w:pPr>
             <w:r>
               <w:rPr>
-                <w:rFonts w:ascii="Times New Roman" w:hAnsi="Times New Roman" w:eastAsia="Times New Roman"/>
+                <w:rFonts w:ascii="Arial" w:hAnsi="Arial" w:eastAsia="Times New Roman"/>
                 <w:b/>
                 <w:color w:val="FFFFFF"/>
-                <w:sz w:val="20"/>
+                <w:sz w:val="18"/>
               </w:rPr>
               <w:t>TOTAL PSS</w:t>
             </w:r>
@@ -2037,14 +2021,18 @@
             <w:tcW w:type="dxa" w:w="3118"/>
             <w:shd w:fill="1F4E78"/>
             <w:vAlign w:val="center"/>
+            <w:shd w:fill="1F4E78"/>
           </w:tcPr>
           <w:p>
+            <w:pPr>
+              <w:spacing w:after="40"/>
+            </w:pPr>
             <w:r>
               <w:rPr>
-                <w:rFonts w:ascii="Times New Roman" w:hAnsi="Times New Roman" w:eastAsia="Times New Roman"/>
+                <w:rFonts w:ascii="Arial" w:hAnsi="Arial" w:eastAsia="Times New Roman"/>
                 <w:b/>
                 <w:color w:val="FFFFFF"/>
-                <w:sz w:val="20"/>
+                <w:sz w:val="18"/>
               </w:rPr>
               <w:t>TOTAL RSS</w:t>
             </w:r>
@@ -2063,7 +2051,7 @@
             </w:pPr>
             <w:r>
               <w:rPr>
-                <w:rFonts w:ascii="Times New Roman" w:hAnsi="Times New Roman" w:eastAsia="Times New Roman"/>
+                <w:rFonts w:ascii="Arial" w:hAnsi="Arial" w:eastAsia="Times New Roman"/>
                 <w:b w:val="0"/>
                 <w:color w:val="000000"/>
                 <w:sz w:val="18"/>
@@ -2083,7 +2071,7 @@
             </w:pPr>
             <w:r>
               <w:rPr>
-                <w:rFonts w:ascii="Times New Roman" w:hAnsi="Times New Roman" w:eastAsia="Times New Roman"/>
+                <w:rFonts w:ascii="Arial" w:hAnsi="Arial" w:eastAsia="Times New Roman"/>
                 <w:b w:val="0"/>
                 <w:color w:val="000000"/>
                 <w:sz w:val="18"/>
@@ -2103,7 +2091,7 @@
             </w:pPr>
             <w:r>
               <w:rPr>
-                <w:rFonts w:ascii="Times New Roman" w:hAnsi="Times New Roman" w:eastAsia="Times New Roman"/>
+                <w:rFonts w:ascii="Arial" w:hAnsi="Arial" w:eastAsia="Times New Roman"/>
                 <w:b w:val="0"/>
                 <w:color w:val="000000"/>
                 <w:sz w:val="18"/>
@@ -2119,6 +2107,7 @@
             <w:tcW w:type="dxa" w:w="2835"/>
             <w:vAlign w:val="center"/>
             <w:shd w:fill="EAF2F8"/>
+            <w:shd w:fill="EAF2F8"/>
           </w:tcPr>
           <w:p>
             <w:pPr>
@@ -2126,7 +2115,7 @@
             </w:pPr>
             <w:r>
               <w:rPr>
-                <w:rFonts w:ascii="Times New Roman" w:hAnsi="Times New Roman" w:eastAsia="Times New Roman"/>
+                <w:rFonts w:ascii="Arial" w:hAnsi="Arial" w:eastAsia="Times New Roman"/>
                 <w:b w:val="0"/>
                 <w:color w:val="000000"/>
                 <w:sz w:val="18"/>
@@ -2140,6 +2129,7 @@
             <w:tcW w:type="dxa" w:w="3118"/>
             <w:vAlign w:val="center"/>
             <w:shd w:fill="EAF2F8"/>
+            <w:shd w:fill="EAF2F8"/>
           </w:tcPr>
           <w:p>
             <w:pPr>
@@ -2147,7 +2137,7 @@
             </w:pPr>
             <w:r>
               <w:rPr>
-                <w:rFonts w:ascii="Times New Roman" w:hAnsi="Times New Roman" w:eastAsia="Times New Roman"/>
+                <w:rFonts w:ascii="Arial" w:hAnsi="Arial" w:eastAsia="Times New Roman"/>
                 <w:b w:val="0"/>
                 <w:color w:val="000000"/>
                 <w:sz w:val="18"/>
@@ -2161,6 +2151,7 @@
             <w:tcW w:type="dxa" w:w="3118"/>
             <w:vAlign w:val="center"/>
             <w:shd w:fill="EAF2F8"/>
+            <w:shd w:fill="EAF2F8"/>
           </w:tcPr>
           <w:p>
             <w:pPr>
@@ -2168,7 +2159,7 @@
             </w:pPr>
             <w:r>
               <w:rPr>
-                <w:rFonts w:ascii="Times New Roman" w:hAnsi="Times New Roman" w:eastAsia="Times New Roman"/>
+                <w:rFonts w:ascii="Arial" w:hAnsi="Arial" w:eastAsia="Times New Roman"/>
                 <w:b w:val="0"/>
                 <w:color w:val="000000"/>
                 <w:sz w:val="18"/>
@@ -2190,7 +2181,7 @@
             </w:pPr>
             <w:r>
               <w:rPr>
-                <w:rFonts w:ascii="Times New Roman" w:hAnsi="Times New Roman" w:eastAsia="Times New Roman"/>
+                <w:rFonts w:ascii="Arial" w:hAnsi="Arial" w:eastAsia="Times New Roman"/>
                 <w:b w:val="0"/>
                 <w:color w:val="000000"/>
                 <w:sz w:val="18"/>
@@ -2210,7 +2201,7 @@
             </w:pPr>
             <w:r>
               <w:rPr>
-                <w:rFonts w:ascii="Times New Roman" w:hAnsi="Times New Roman" w:eastAsia="Times New Roman"/>
+                <w:rFonts w:ascii="Arial" w:hAnsi="Arial" w:eastAsia="Times New Roman"/>
                 <w:b w:val="0"/>
                 <w:color w:val="000000"/>
                 <w:sz w:val="18"/>
@@ -2230,7 +2221,7 @@
             </w:pPr>
             <w:r>
               <w:rPr>
-                <w:rFonts w:ascii="Times New Roman" w:hAnsi="Times New Roman" w:eastAsia="Times New Roman"/>
+                <w:rFonts w:ascii="Arial" w:hAnsi="Arial" w:eastAsia="Times New Roman"/>
                 <w:b w:val="0"/>
                 <w:color w:val="000000"/>
                 <w:sz w:val="18"/>
@@ -2246,6 +2237,7 @@
             <w:tcW w:type="dxa" w:w="2835"/>
             <w:vAlign w:val="center"/>
             <w:shd w:fill="EAF2F8"/>
+            <w:shd w:fill="EAF2F8"/>
           </w:tcPr>
           <w:p>
             <w:pPr>
@@ -2253,7 +2245,7 @@
             </w:pPr>
             <w:r>
               <w:rPr>
-                <w:rFonts w:ascii="Times New Roman" w:hAnsi="Times New Roman" w:eastAsia="Times New Roman"/>
+                <w:rFonts w:ascii="Arial" w:hAnsi="Arial" w:eastAsia="Times New Roman"/>
                 <w:b w:val="0"/>
                 <w:color w:val="000000"/>
                 <w:sz w:val="18"/>
@@ -2267,6 +2259,7 @@
             <w:tcW w:type="dxa" w:w="3118"/>
             <w:vAlign w:val="center"/>
             <w:shd w:fill="EAF2F8"/>
+            <w:shd w:fill="EAF2F8"/>
           </w:tcPr>
           <w:p>
             <w:pPr>
@@ -2274,7 +2267,7 @@
             </w:pPr>
             <w:r>
               <w:rPr>
-                <w:rFonts w:ascii="Times New Roman" w:hAnsi="Times New Roman" w:eastAsia="Times New Roman"/>
+                <w:rFonts w:ascii="Arial" w:hAnsi="Arial" w:eastAsia="Times New Roman"/>
                 <w:b w:val="0"/>
                 <w:color w:val="000000"/>
                 <w:sz w:val="18"/>
@@ -2288,6 +2281,7 @@
             <w:tcW w:type="dxa" w:w="3118"/>
             <w:vAlign w:val="center"/>
             <w:shd w:fill="EAF2F8"/>
+            <w:shd w:fill="EAF2F8"/>
           </w:tcPr>
           <w:p>
             <w:pPr>
@@ -2295,7 +2289,7 @@
             </w:pPr>
             <w:r>
               <w:rPr>
-                <w:rFonts w:ascii="Times New Roman" w:hAnsi="Times New Roman" w:eastAsia="Times New Roman"/>
+                <w:rFonts w:ascii="Arial" w:hAnsi="Arial" w:eastAsia="Times New Roman"/>
                 <w:b w:val="0"/>
                 <w:color w:val="000000"/>
                 <w:sz w:val="18"/>
@@ -2314,13 +2308,7 @@
         <w:jc w:val="both"/>
       </w:pPr>
       <w:r>
-        <w:rPr>
-          <w:rFonts w:ascii="Times New Roman" w:hAnsi="Times New Roman" w:eastAsia="Times New Roman"/>
-          <w:b w:val="0"/>
-          <w:color w:val="000000"/>
-          <w:sz w:val="28"/>
-        </w:rPr>
-        <w:t>У 60-секундному debug AVD run swap дорівнював 0. PSS між 30 і 60 секундами зменшився на 716 KB, тобто монотонного росту в цьому інтервалі не виявлено. Gfxinfo: 1028 кадрів, 92,02% janky, p50 20 ms, p90 65 ms, p95 101 ms, p99 250 ms. Це незадовільний UX результат і причина production NO-GO до release profiling на фізичному пристрої.</w:t>
+        <w:t>Контрольний 15-секундний debug AVD run 20 жовтня 2026 року: 333 frames, 303 modern janky frames (90,99%), legacy jank 17,72%, p50 18 ms, p90 34 ms, p95 34 ms, p99 57 ms. TOTAL PSS 133251 KB, RSS 269060 KB. Результат лишається незадовільним за modern metric і не замінює release benchmark на фізичному пристрої.</w:t>
       </w:r>
     </w:p>
     <w:p>
@@ -2333,6 +2321,7 @@
     </w:p>
     <w:tbl>
       <w:tblPr>
+        <w:tblStyle w:val="TableGrid"/>
         <w:tblW w:type="auto" w:w="0"/>
         <w:jc w:val="center"/>
         <w:tblLook w:firstColumn="1" w:firstRow="1" w:lastColumn="0" w:lastRow="0" w:noHBand="0" w:noVBand="1" w:val="04A0"/>
@@ -2350,19 +2339,26 @@
         <w:gridCol w:w="4677"/>
       </w:tblGrid>
       <w:tr>
+        <w:trPr>
+          <w:tblHeader/>
+        </w:trPr>
         <w:tc>
           <w:tcPr>
             <w:tcW w:type="dxa" w:w="2835"/>
             <w:shd w:fill="1F4E78"/>
             <w:vAlign w:val="center"/>
+            <w:shd w:fill="1F4E78"/>
           </w:tcPr>
           <w:p>
+            <w:pPr>
+              <w:spacing w:after="40"/>
+            </w:pPr>
             <w:r>
               <w:rPr>
-                <w:rFonts w:ascii="Times New Roman" w:hAnsi="Times New Roman" w:eastAsia="Times New Roman"/>
+                <w:rFonts w:ascii="Arial" w:hAnsi="Arial" w:eastAsia="Times New Roman"/>
                 <w:b/>
                 <w:color w:val="FFFFFF"/>
-                <w:sz w:val="20"/>
+                <w:sz w:val="18"/>
               </w:rPr>
               <w:t>Ситуація</w:t>
             </w:r>
@@ -2373,14 +2369,18 @@
             <w:tcW w:type="dxa" w:w="6236"/>
             <w:shd w:fill="1F4E78"/>
             <w:vAlign w:val="center"/>
+            <w:shd w:fill="1F4E78"/>
           </w:tcPr>
           <w:p>
+            <w:pPr>
+              <w:spacing w:after="40"/>
+            </w:pPr>
             <w:r>
               <w:rPr>
-                <w:rFonts w:ascii="Times New Roman" w:hAnsi="Times New Roman" w:eastAsia="Times New Roman"/>
+                <w:rFonts w:ascii="Arial" w:hAnsi="Arial" w:eastAsia="Times New Roman"/>
                 <w:b/>
                 <w:color w:val="FFFFFF"/>
-                <w:sz w:val="20"/>
+                <w:sz w:val="18"/>
               </w:rPr>
               <w:t>Поведінка</w:t>
             </w:r>
@@ -2399,7 +2399,7 @@
             </w:pPr>
             <w:r>
               <w:rPr>
-                <w:rFonts w:ascii="Times New Roman" w:hAnsi="Times New Roman" w:eastAsia="Times New Roman"/>
+                <w:rFonts w:ascii="Arial" w:hAnsi="Arial" w:eastAsia="Times New Roman"/>
                 <w:b w:val="0"/>
                 <w:color w:val="000000"/>
                 <w:sz w:val="18"/>
@@ -2419,7 +2419,7 @@
             </w:pPr>
             <w:r>
               <w:rPr>
-                <w:rFonts w:ascii="Times New Roman" w:hAnsi="Times New Roman" w:eastAsia="Times New Roman"/>
+                <w:rFonts w:ascii="Arial" w:hAnsi="Arial" w:eastAsia="Times New Roman"/>
                 <w:b w:val="0"/>
                 <w:color w:val="000000"/>
                 <w:sz w:val="18"/>
@@ -2435,6 +2435,7 @@
             <w:tcW w:type="dxa" w:w="2835"/>
             <w:vAlign w:val="center"/>
             <w:shd w:fill="EAF2F8"/>
+            <w:shd w:fill="EAF2F8"/>
           </w:tcPr>
           <w:p>
             <w:pPr>
@@ -2442,7 +2443,7 @@
             </w:pPr>
             <w:r>
               <w:rPr>
-                <w:rFonts w:ascii="Times New Roman" w:hAnsi="Times New Roman" w:eastAsia="Times New Roman"/>
+                <w:rFonts w:ascii="Arial" w:hAnsi="Arial" w:eastAsia="Times New Roman"/>
                 <w:b w:val="0"/>
                 <w:color w:val="000000"/>
                 <w:sz w:val="18"/>
@@ -2456,6 +2457,7 @@
             <w:tcW w:type="dxa" w:w="6236"/>
             <w:vAlign w:val="center"/>
             <w:shd w:fill="EAF2F8"/>
+            <w:shd w:fill="EAF2F8"/>
           </w:tcPr>
           <w:p>
             <w:pPr>
@@ -2463,7 +2465,7 @@
             </w:pPr>
             <w:r>
               <w:rPr>
-                <w:rFonts w:ascii="Times New Roman" w:hAnsi="Times New Roman" w:eastAsia="Times New Roman"/>
+                <w:rFonts w:ascii="Arial" w:hAnsi="Arial" w:eastAsia="Times New Roman"/>
                 <w:b w:val="0"/>
                 <w:color w:val="000000"/>
                 <w:sz w:val="18"/>
@@ -2485,7 +2487,7 @@
             </w:pPr>
             <w:r>
               <w:rPr>
-                <w:rFonts w:ascii="Times New Roman" w:hAnsi="Times New Roman" w:eastAsia="Times New Roman"/>
+                <w:rFonts w:ascii="Arial" w:hAnsi="Arial" w:eastAsia="Times New Roman"/>
                 <w:b w:val="0"/>
                 <w:color w:val="000000"/>
                 <w:sz w:val="18"/>
@@ -2505,7 +2507,7 @@
             </w:pPr>
             <w:r>
               <w:rPr>
-                <w:rFonts w:ascii="Times New Roman" w:hAnsi="Times New Roman" w:eastAsia="Times New Roman"/>
+                <w:rFonts w:ascii="Arial" w:hAnsi="Arial" w:eastAsia="Times New Roman"/>
                 <w:b w:val="0"/>
                 <w:color w:val="000000"/>
                 <w:sz w:val="18"/>
@@ -2521,6 +2523,7 @@
             <w:tcW w:type="dxa" w:w="2835"/>
             <w:vAlign w:val="center"/>
             <w:shd w:fill="EAF2F8"/>
+            <w:shd w:fill="EAF2F8"/>
           </w:tcPr>
           <w:p>
             <w:pPr>
@@ -2528,7 +2531,7 @@
             </w:pPr>
             <w:r>
               <w:rPr>
-                <w:rFonts w:ascii="Times New Roman" w:hAnsi="Times New Roman" w:eastAsia="Times New Roman"/>
+                <w:rFonts w:ascii="Arial" w:hAnsi="Arial" w:eastAsia="Times New Roman"/>
                 <w:b w:val="0"/>
                 <w:color w:val="000000"/>
                 <w:sz w:val="18"/>
@@ -2542,6 +2545,7 @@
             <w:tcW w:type="dxa" w:w="6236"/>
             <w:vAlign w:val="center"/>
             <w:shd w:fill="EAF2F8"/>
+            <w:shd w:fill="EAF2F8"/>
           </w:tcPr>
           <w:p>
             <w:pPr>
@@ -2549,7 +2553,7 @@
             </w:pPr>
             <w:r>
               <w:rPr>
-                <w:rFonts w:ascii="Times New Roman" w:hAnsi="Times New Roman" w:eastAsia="Times New Roman"/>
+                <w:rFonts w:ascii="Arial" w:hAnsi="Arial" w:eastAsia="Times New Roman"/>
                 <w:b w:val="0"/>
                 <w:color w:val="000000"/>
                 <w:sz w:val="18"/>
@@ -2571,7 +2575,7 @@
             </w:pPr>
             <w:r>
               <w:rPr>
-                <w:rFonts w:ascii="Times New Roman" w:hAnsi="Times New Roman" w:eastAsia="Times New Roman"/>
+                <w:rFonts w:ascii="Arial" w:hAnsi="Arial" w:eastAsia="Times New Roman"/>
                 <w:b w:val="0"/>
                 <w:color w:val="000000"/>
                 <w:sz w:val="18"/>
@@ -2591,7 +2595,7 @@
             </w:pPr>
             <w:r>
               <w:rPr>
-                <w:rFonts w:ascii="Times New Roman" w:hAnsi="Times New Roman" w:eastAsia="Times New Roman"/>
+                <w:rFonts w:ascii="Arial" w:hAnsi="Arial" w:eastAsia="Times New Roman"/>
                 <w:b w:val="0"/>
                 <w:color w:val="000000"/>
                 <w:sz w:val="18"/>
@@ -2607,6 +2611,7 @@
             <w:tcW w:type="dxa" w:w="2835"/>
             <w:vAlign w:val="center"/>
             <w:shd w:fill="EAF2F8"/>
+            <w:shd w:fill="EAF2F8"/>
           </w:tcPr>
           <w:p>
             <w:pPr>
@@ -2614,7 +2619,7 @@
             </w:pPr>
             <w:r>
               <w:rPr>
-                <w:rFonts w:ascii="Times New Roman" w:hAnsi="Times New Roman" w:eastAsia="Times New Roman"/>
+                <w:rFonts w:ascii="Arial" w:hAnsi="Arial" w:eastAsia="Times New Roman"/>
                 <w:b w:val="0"/>
                 <w:color w:val="000000"/>
                 <w:sz w:val="18"/>
@@ -2628,6 +2633,7 @@
             <w:tcW w:type="dxa" w:w="6236"/>
             <w:vAlign w:val="center"/>
             <w:shd w:fill="EAF2F8"/>
+            <w:shd w:fill="EAF2F8"/>
           </w:tcPr>
           <w:p>
             <w:pPr>
@@ -2635,7 +2641,7 @@
             </w:pPr>
             <w:r>
               <w:rPr>
-                <w:rFonts w:ascii="Times New Roman" w:hAnsi="Times New Roman" w:eastAsia="Times New Roman"/>
+                <w:rFonts w:ascii="Arial" w:hAnsi="Arial" w:eastAsia="Times New Roman"/>
                 <w:b w:val="0"/>
                 <w:color w:val="000000"/>
                 <w:sz w:val="18"/>
@@ -2657,7 +2663,7 @@
             </w:pPr>
             <w:r>
               <w:rPr>
-                <w:rFonts w:ascii="Times New Roman" w:hAnsi="Times New Roman" w:eastAsia="Times New Roman"/>
+                <w:rFonts w:ascii="Arial" w:hAnsi="Arial" w:eastAsia="Times New Roman"/>
                 <w:b w:val="0"/>
                 <w:color w:val="000000"/>
                 <w:sz w:val="18"/>
@@ -2677,7 +2683,7 @@
             </w:pPr>
             <w:r>
               <w:rPr>
-                <w:rFonts w:ascii="Times New Roman" w:hAnsi="Times New Roman" w:eastAsia="Times New Roman"/>
+                <w:rFonts w:ascii="Arial" w:hAnsi="Arial" w:eastAsia="Times New Roman"/>
                 <w:b w:val="0"/>
                 <w:color w:val="000000"/>
                 <w:sz w:val="18"/>
@@ -2693,6 +2699,7 @@
             <w:tcW w:type="dxa" w:w="2835"/>
             <w:vAlign w:val="center"/>
             <w:shd w:fill="EAF2F8"/>
+            <w:shd w:fill="EAF2F8"/>
           </w:tcPr>
           <w:p>
             <w:pPr>
@@ -2700,7 +2707,7 @@
             </w:pPr>
             <w:r>
               <w:rPr>
-                <w:rFonts w:ascii="Times New Roman" w:hAnsi="Times New Roman" w:eastAsia="Times New Roman"/>
+                <w:rFonts w:ascii="Arial" w:hAnsi="Arial" w:eastAsia="Times New Roman"/>
                 <w:b w:val="0"/>
                 <w:color w:val="000000"/>
                 <w:sz w:val="18"/>
@@ -2714,6 +2721,7 @@
             <w:tcW w:type="dxa" w:w="6236"/>
             <w:vAlign w:val="center"/>
             <w:shd w:fill="EAF2F8"/>
+            <w:shd w:fill="EAF2F8"/>
           </w:tcPr>
           <w:p>
             <w:pPr>
@@ -2721,7 +2729,7 @@
             </w:pPr>
             <w:r>
               <w:rPr>
-                <w:rFonts w:ascii="Times New Roman" w:hAnsi="Times New Roman" w:eastAsia="Times New Roman"/>
+                <w:rFonts w:ascii="Arial" w:hAnsi="Arial" w:eastAsia="Times New Roman"/>
                 <w:b w:val="0"/>
                 <w:color w:val="000000"/>
                 <w:sz w:val="18"/>
@@ -2772,18 +2780,541 @@
         <w:jc w:val="both"/>
       </w:pPr>
       <w:r>
-        <w:rPr>
-          <w:rFonts w:ascii="Times New Roman" w:hAnsi="Times New Roman" w:eastAsia="Times New Roman"/>
-          <w:b w:val="0"/>
-          <w:color w:val="000000"/>
-          <w:sz w:val="28"/>
-        </w:rPr>
-        <w:t>Lab 7 має повну навчальну реалізацію persistent Smart Scenarios, Room v4, BLE alert command, Dashboard recent records та real TFLite pipeline. Автоматизовані тести підтверджують core contracts. Статус захисту — READY WITH LIMITATIONS через часткове відео, відсутність окремої cloud-події smart execution і високий jank debug AVD. Production verdict — NO-GO до фізичного profiling, реального BLE, security/privacy hardening і валідації ML на реальних даних.</w:t>
+        <w:t>Lab 7 має crash-consistent Smart Rule lifecycle, Room v6, bounded outbox, recovery, correlated VirtualSleepBand ACK та idempotent Firebase event. Device E2E підтвердив один UUID від TFLite до remote ACK і local SYNCED. Статус захисту — READY WITH LIMITATIONS: debug AVD frame jank високий, physical-device release profiling і повне desktop video не виконані. Production verdict — NO-GO.</w:t>
+      </w:r>
+    </w:p>
+    <w:p>
+      <w:pPr>
+        <w:pStyle w:val="Heading1"/>
+      </w:pPr>
+      <w:r>
+        <w:t>16 Фінальна приймальна перевірка</w:t>
+      </w:r>
+    </w:p>
+    <w:p>
+      <w:pPr>
+        <w:spacing w:after="160"/>
+      </w:pPr>
+      <w:r>
+        <w:t>Фінальна перевірка виконана 20 жовтня 2026 року на Pixel_10_Pro AVD з Android API 36. Наведені нижче результати походять із фактичних локальних запусків, а не з припущень за кодом.</w:t>
+      </w:r>
+    </w:p>
+    <w:tbl>
+      <w:tblPr>
+        <w:tblStyle w:val="TableGrid"/>
+        <w:tblW w:type="auto" w:w="0"/>
+        <w:tblLook w:firstColumn="1" w:firstRow="1" w:lastColumn="0" w:lastRow="0" w:noHBand="0" w:noVBand="1" w:val="04A0"/>
+      </w:tblPr>
+      <w:tblGrid>
+        <w:gridCol w:w="3118"/>
+        <w:gridCol w:w="3118"/>
+        <w:gridCol w:w="3118"/>
+      </w:tblGrid>
+      <w:tr>
+        <w:trPr>
+          <w:tblHeader/>
+        </w:trPr>
+        <w:tc>
+          <w:tcPr>
+            <w:tcW w:type="dxa" w:w="3118"/>
+            <w:vAlign w:val="center"/>
+            <w:shd w:fill="1F4E78"/>
+          </w:tcPr>
+          <w:p>
+            <w:pPr>
+              <w:spacing w:after="40"/>
+            </w:pPr>
+            <w:r>
+              <w:rPr>
+                <w:rFonts w:ascii="Arial" w:hAnsi="Arial"/>
+                <w:b/>
+                <w:color w:val="FFFFFF"/>
+                <w:sz w:val="18"/>
+              </w:rPr>
+              <w:t>Перевірка</w:t>
+            </w:r>
+          </w:p>
+        </w:tc>
+        <w:tc>
+          <w:tcPr>
+            <w:tcW w:type="dxa" w:w="3118"/>
+            <w:vAlign w:val="center"/>
+            <w:shd w:fill="1F4E78"/>
+          </w:tcPr>
+          <w:p>
+            <w:pPr>
+              <w:spacing w:after="40"/>
+            </w:pPr>
+            <w:r>
+              <w:rPr>
+                <w:rFonts w:ascii="Arial" w:hAnsi="Arial"/>
+                <w:b/>
+                <w:color w:val="FFFFFF"/>
+                <w:sz w:val="18"/>
+              </w:rPr>
+              <w:t>Результат</w:t>
+            </w:r>
+          </w:p>
+        </w:tc>
+        <w:tc>
+          <w:tcPr>
+            <w:tcW w:type="dxa" w:w="3118"/>
+            <w:vAlign w:val="center"/>
+            <w:shd w:fill="1F4E78"/>
+          </w:tcPr>
+          <w:p>
+            <w:pPr>
+              <w:spacing w:after="40"/>
+            </w:pPr>
+            <w:r>
+              <w:rPr>
+                <w:rFonts w:ascii="Arial" w:hAnsi="Arial"/>
+                <w:b/>
+                <w:color w:val="FFFFFF"/>
+                <w:sz w:val="18"/>
+              </w:rPr>
+              <w:t>Доказ</w:t>
+            </w:r>
+          </w:p>
+        </w:tc>
+      </w:tr>
+      <w:tr>
+        <w:tc>
+          <w:tcPr>
+            <w:tcW w:type="dxa" w:w="3118"/>
+            <w:vAlign w:val="center"/>
+          </w:tcPr>
+          <w:p>
+            <w:pPr>
+              <w:spacing w:after="40"/>
+            </w:pPr>
+            <w:r>
+              <w:rPr>
+                <w:rFonts w:ascii="Arial" w:hAnsi="Arial"/>
+                <w:sz w:val="18"/>
+              </w:rPr>
+              <w:t>Atomic execution + outbox</w:t>
+            </w:r>
+          </w:p>
+        </w:tc>
+        <w:tc>
+          <w:tcPr>
+            <w:tcW w:type="dxa" w:w="3118"/>
+            <w:vAlign w:val="center"/>
+          </w:tcPr>
+          <w:p>
+            <w:pPr>
+              <w:spacing w:after="40"/>
+            </w:pPr>
+            <w:r>
+              <w:rPr>
+                <w:rFonts w:ascii="Arial" w:hAnsi="Arial"/>
+                <w:sz w:val="18"/>
+              </w:rPr>
+              <w:t>PASS</w:t>
+            </w:r>
+          </w:p>
+        </w:tc>
+        <w:tc>
+          <w:tcPr>
+            <w:tcW w:type="dxa" w:w="3118"/>
+            <w:vAlign w:val="center"/>
+          </w:tcPr>
+          <w:p>
+            <w:pPr>
+              <w:spacing w:after="40"/>
+            </w:pPr>
+            <w:r>
+              <w:rPr>
+                <w:rFonts w:ascii="Arial" w:hAnsi="Arial"/>
+                <w:sz w:val="18"/>
+              </w:rPr>
+              <w:t>Одна DAO @Transaction; rollback перевірено при full outbox</w:t>
+            </w:r>
+          </w:p>
+        </w:tc>
+      </w:tr>
+      <w:tr>
+        <w:tc>
+          <w:tcPr>
+            <w:tcW w:type="dxa" w:w="3118"/>
+            <w:vAlign w:val="center"/>
+            <w:shd w:fill="EAF2F8"/>
+          </w:tcPr>
+          <w:p>
+            <w:pPr>
+              <w:spacing w:after="40"/>
+            </w:pPr>
+            <w:r>
+              <w:rPr>
+                <w:rFonts w:ascii="Arial" w:hAnsi="Arial"/>
+                <w:sz w:val="18"/>
+              </w:rPr>
+              <w:t>Crash recovery</w:t>
+            </w:r>
+          </w:p>
+        </w:tc>
+        <w:tc>
+          <w:tcPr>
+            <w:tcW w:type="dxa" w:w="3118"/>
+            <w:vAlign w:val="center"/>
+            <w:shd w:fill="EAF2F8"/>
+          </w:tcPr>
+          <w:p>
+            <w:pPr>
+              <w:spacing w:after="40"/>
+            </w:pPr>
+            <w:r>
+              <w:rPr>
+                <w:rFonts w:ascii="Arial" w:hAnsi="Arial"/>
+                <w:sz w:val="18"/>
+              </w:rPr>
+              <w:t>PASS</w:t>
+            </w:r>
+          </w:p>
+        </w:tc>
+        <w:tc>
+          <w:tcPr>
+            <w:tcW w:type="dxa" w:w="3118"/>
+            <w:vAlign w:val="center"/>
+            <w:shd w:fill="EAF2F8"/>
+          </w:tcPr>
+          <w:p>
+            <w:pPr>
+              <w:spacing w:after="40"/>
+            </w:pPr>
+            <w:r>
+              <w:rPr>
+                <w:rFonts w:ascii="Arial" w:hAnsi="Arial"/>
+                <w:sz w:val="18"/>
+              </w:rPr>
+              <w:t>OUTCOME_UNKNOWN, без replay фізичної дії</w:t>
+            </w:r>
+          </w:p>
+        </w:tc>
+      </w:tr>
+      <w:tr>
+        <w:tc>
+          <w:tcPr>
+            <w:tcW w:type="dxa" w:w="3118"/>
+            <w:vAlign w:val="center"/>
+          </w:tcPr>
+          <w:p>
+            <w:pPr>
+              <w:spacing w:after="40"/>
+            </w:pPr>
+            <w:r>
+              <w:rPr>
+                <w:rFonts w:ascii="Arial" w:hAnsi="Arial"/>
+                <w:sz w:val="18"/>
+              </w:rPr>
+              <w:t>Room migrations</w:t>
+            </w:r>
+          </w:p>
+        </w:tc>
+        <w:tc>
+          <w:tcPr>
+            <w:tcW w:type="dxa" w:w="3118"/>
+            <w:vAlign w:val="center"/>
+          </w:tcPr>
+          <w:p>
+            <w:pPr>
+              <w:spacing w:after="40"/>
+            </w:pPr>
+            <w:r>
+              <w:rPr>
+                <w:rFonts w:ascii="Arial" w:hAnsi="Arial"/>
+                <w:sz w:val="18"/>
+              </w:rPr>
+              <w:t>PASS</w:t>
+            </w:r>
+          </w:p>
+        </w:tc>
+        <w:tc>
+          <w:tcPr>
+            <w:tcW w:type="dxa" w:w="3118"/>
+            <w:vAlign w:val="center"/>
+          </w:tcPr>
+          <w:p>
+            <w:pPr>
+              <w:spacing w:after="40"/>
+            </w:pPr>
+            <w:r>
+              <w:rPr>
+                <w:rFonts w:ascii="Arial" w:hAnsi="Arial"/>
+                <w:sz w:val="18"/>
+              </w:rPr>
+              <w:t>Exported schemas v1–v5 → v6 на Android API 36</w:t>
+            </w:r>
+          </w:p>
+        </w:tc>
+      </w:tr>
+      <w:tr>
+        <w:tc>
+          <w:tcPr>
+            <w:tcW w:type="dxa" w:w="3118"/>
+            <w:vAlign w:val="center"/>
+            <w:shd w:fill="EAF2F8"/>
+          </w:tcPr>
+          <w:p>
+            <w:pPr>
+              <w:spacing w:after="40"/>
+            </w:pPr>
+            <w:r>
+              <w:rPr>
+                <w:rFonts w:ascii="Arial" w:hAnsi="Arial"/>
+                <w:sz w:val="18"/>
+              </w:rPr>
+              <w:t>Android instrumentation</w:t>
+            </w:r>
+          </w:p>
+        </w:tc>
+        <w:tc>
+          <w:tcPr>
+            <w:tcW w:type="dxa" w:w="3118"/>
+            <w:vAlign w:val="center"/>
+            <w:shd w:fill="EAF2F8"/>
+          </w:tcPr>
+          <w:p>
+            <w:pPr>
+              <w:spacing w:after="40"/>
+            </w:pPr>
+            <w:r>
+              <w:rPr>
+                <w:rFonts w:ascii="Arial" w:hAnsi="Arial"/>
+                <w:sz w:val="18"/>
+              </w:rPr>
+              <w:t>PASS</w:t>
+            </w:r>
+          </w:p>
+        </w:tc>
+        <w:tc>
+          <w:tcPr>
+            <w:tcW w:type="dxa" w:w="3118"/>
+            <w:vAlign w:val="center"/>
+            <w:shd w:fill="EAF2F8"/>
+          </w:tcPr>
+          <w:p>
+            <w:pPr>
+              <w:spacing w:after="40"/>
+            </w:pPr>
+            <w:r>
+              <w:rPr>
+                <w:rFonts w:ascii="Arial" w:hAnsi="Arial"/>
+                <w:sz w:val="18"/>
+              </w:rPr>
+              <w:t>18/18 PASS у звичайному suite; окремий correlated Firebase E2E — 1/1 PASS</w:t>
+            </w:r>
+          </w:p>
+        </w:tc>
+      </w:tr>
+      <w:tr>
+        <w:tc>
+          <w:tcPr>
+            <w:tcW w:type="dxa" w:w="3118"/>
+            <w:vAlign w:val="center"/>
+          </w:tcPr>
+          <w:p>
+            <w:pPr>
+              <w:spacing w:after="40"/>
+            </w:pPr>
+            <w:r>
+              <w:rPr>
+                <w:rFonts w:ascii="Arial" w:hAnsi="Arial"/>
+                <w:sz w:val="18"/>
+              </w:rPr>
+              <w:t>Firebase Rules</w:t>
+            </w:r>
+          </w:p>
+        </w:tc>
+        <w:tc>
+          <w:tcPr>
+            <w:tcW w:type="dxa" w:w="3118"/>
+            <w:vAlign w:val="center"/>
+          </w:tcPr>
+          <w:p>
+            <w:pPr>
+              <w:spacing w:after="40"/>
+            </w:pPr>
+            <w:r>
+              <w:rPr>
+                <w:rFonts w:ascii="Arial" w:hAnsi="Arial"/>
+                <w:sz w:val="18"/>
+              </w:rPr>
+              <w:t>PASS</w:t>
+            </w:r>
+          </w:p>
+        </w:tc>
+        <w:tc>
+          <w:tcPr>
+            <w:tcW w:type="dxa" w:w="3118"/>
+            <w:vAlign w:val="center"/>
+          </w:tcPr>
+          <w:p>
+            <w:pPr>
+              <w:spacing w:after="40"/>
+            </w:pPr>
+            <w:r>
+              <w:rPr>
+                <w:rFonts w:ascii="Arial" w:hAnsi="Arial"/>
+                <w:sz w:val="18"/>
+              </w:rPr>
+              <w:t>8/8 у Emulator Suite</w:t>
+            </w:r>
+          </w:p>
+        </w:tc>
+      </w:tr>
+      <w:tr>
+        <w:tc>
+          <w:tcPr>
+            <w:tcW w:type="dxa" w:w="3118"/>
+            <w:vAlign w:val="center"/>
+            <w:shd w:fill="EAF2F8"/>
+          </w:tcPr>
+          <w:p>
+            <w:pPr>
+              <w:spacing w:after="40"/>
+            </w:pPr>
+            <w:r>
+              <w:rPr>
+                <w:rFonts w:ascii="Arial" w:hAnsi="Arial"/>
+                <w:sz w:val="18"/>
+              </w:rPr>
+              <w:t>Correlated E2E</w:t>
+            </w:r>
+          </w:p>
+        </w:tc>
+        <w:tc>
+          <w:tcPr>
+            <w:tcW w:type="dxa" w:w="3118"/>
+            <w:vAlign w:val="center"/>
+            <w:shd w:fill="EAF2F8"/>
+          </w:tcPr>
+          <w:p>
+            <w:pPr>
+              <w:spacing w:after="40"/>
+            </w:pPr>
+            <w:r>
+              <w:rPr>
+                <w:rFonts w:ascii="Arial" w:hAnsi="Arial"/>
+                <w:sz w:val="18"/>
+              </w:rPr>
+              <w:t>PASS</w:t>
+            </w:r>
+          </w:p>
+        </w:tc>
+        <w:tc>
+          <w:tcPr>
+            <w:tcW w:type="dxa" w:w="3118"/>
+            <w:vAlign w:val="center"/>
+            <w:shd w:fill="EAF2F8"/>
+          </w:tcPr>
+          <w:p>
+            <w:pPr>
+              <w:spacing w:after="40"/>
+            </w:pPr>
+            <w:r>
+              <w:rPr>
+                <w:rFonts w:ascii="Arial" w:hAnsi="Arial"/>
+                <w:sz w:val="18"/>
+              </w:rPr>
+              <w:t>Один executionId, BLE REV=1, remote event, local SYNCED</w:t>
+            </w:r>
+          </w:p>
+        </w:tc>
+      </w:tr>
+      <w:tr>
+        <w:tc>
+          <w:tcPr>
+            <w:tcW w:type="dxa" w:w="3118"/>
+            <w:vAlign w:val="center"/>
+          </w:tcPr>
+          <w:p>
+            <w:pPr>
+              <w:spacing w:after="40"/>
+            </w:pPr>
+            <w:r>
+              <w:rPr>
+                <w:rFonts w:ascii="Arial" w:hAnsi="Arial"/>
+                <w:sz w:val="18"/>
+              </w:rPr>
+              <w:t>Performance</w:t>
+            </w:r>
+          </w:p>
+        </w:tc>
+        <w:tc>
+          <w:tcPr>
+            <w:tcW w:type="dxa" w:w="3118"/>
+            <w:vAlign w:val="center"/>
+          </w:tcPr>
+          <w:p>
+            <w:pPr>
+              <w:spacing w:after="40"/>
+            </w:pPr>
+            <w:r>
+              <w:rPr>
+                <w:rFonts w:ascii="Arial" w:hAnsi="Arial"/>
+                <w:sz w:val="18"/>
+              </w:rPr>
+              <w:t>FAIL</w:t>
+            </w:r>
+          </w:p>
+        </w:tc>
+        <w:tc>
+          <w:tcPr>
+            <w:tcW w:type="dxa" w:w="3118"/>
+            <w:vAlign w:val="center"/>
+          </w:tcPr>
+          <w:p>
+            <w:pPr>
+              <w:spacing w:after="40"/>
+            </w:pPr>
+            <w:r>
+              <w:rPr>
+                <w:rFonts w:ascii="Arial" w:hAnsi="Arial"/>
+                <w:sz w:val="18"/>
+              </w:rPr>
+              <w:t>90,99% modern jank у 15 s debug AVD run</w:t>
+            </w:r>
+          </w:p>
+        </w:tc>
+      </w:tr>
+    </w:tbl>
+    <w:p>
+      <w:pPr>
+        <w:pStyle w:val="Heading2"/>
+      </w:pPr>
+      <w:r>
+        <w:t>Обмеження</w:t>
+      </w:r>
+    </w:p>
+    <w:p>
+      <w:pPr>
+        <w:pStyle w:val="ListBullet"/>
+      </w:pPr>
+      <w:r>
+        <w:t>Exactly-once фізичний ефект неможливо гарантувати після process death; політика recovery забороняє автоматичний replay.</w:t>
+      </w:r>
+    </w:p>
+    <w:p>
+      <w:pPr>
+        <w:pStyle w:val="ListBullet"/>
+      </w:pPr>
+      <w:r>
+        <w:t>Owner-scoped Firebase session лишається обов’язковою для remote event; без активної session execution зберігається локально до reconciliation.</w:t>
+      </w:r>
+    </w:p>
+    <w:p>
+      <w:pPr>
+        <w:pStyle w:val="ListBullet"/>
+      </w:pPr>
+      <w:r>
+        <w:t>Фізичний BLE, реальний датасет, release profiling на physical device і повне desktop video не перевірені.</w:t>
       </w:r>
     </w:p>
     <w:sectPr>
       <w:pgSz w:w="11906" w:h="16838"/>
-      <w:pgMar w:top="1134" w:right="850" w:bottom="1134" w:left="1701" w:header="720" w:footer="720" w:gutter="0"/>
+      <w:pgMar w:top="1134" w:right="1020" w:bottom="1134" w:left="1247" w:header="720" w:footer="720" w:gutter="0"/>
       <w:cols w:space="720"/>
       <w:docGrid w:linePitch="360"/>
     </w:sectPr>
@@ -3405,7 +3936,7 @@
       <w:outlineLvl w:val="0"/>
     </w:pPr>
     <w:rPr>
-      <w:rFonts w:asciiTheme="majorHAnsi" w:eastAsiaTheme="majorEastAsia" w:hAnsiTheme="majorHAnsi" w:cstheme="majorBidi" w:ascii="Times New Roman" w:hAnsi="Times New Roman"/>
+      <w:rFonts w:asciiTheme="majorHAnsi" w:eastAsiaTheme="majorEastAsia" w:hAnsiTheme="majorHAnsi" w:cstheme="majorBidi" w:ascii="Arial" w:hAnsi="Arial"/>
       <w:b/>
       <w:bCs/>
       <w:color w:val="000000"/>
@@ -3429,7 +3960,7 @@
       <w:outlineLvl w:val="1"/>
     </w:pPr>
     <w:rPr>
-      <w:rFonts w:asciiTheme="majorHAnsi" w:eastAsiaTheme="majorEastAsia" w:hAnsiTheme="majorHAnsi" w:cstheme="majorBidi" w:ascii="Times New Roman" w:hAnsi="Times New Roman"/>
+      <w:rFonts w:asciiTheme="majorHAnsi" w:eastAsiaTheme="majorEastAsia" w:hAnsiTheme="majorHAnsi" w:cstheme="majorBidi" w:ascii="Arial" w:hAnsi="Arial"/>
       <w:b/>
       <w:bCs/>
       <w:color w:val="000000"/>
@@ -3453,10 +3984,10 @@
       <w:outlineLvl w:val="2"/>
     </w:pPr>
     <w:rPr>
-      <w:rFonts w:asciiTheme="majorHAnsi" w:eastAsiaTheme="majorEastAsia" w:hAnsiTheme="majorHAnsi" w:cstheme="majorBidi"/>
+      <w:rFonts w:asciiTheme="majorHAnsi" w:eastAsiaTheme="majorEastAsia" w:hAnsiTheme="majorHAnsi" w:cstheme="majorBidi" w:ascii="Arial" w:hAnsi="Arial"/>
       <w:b/>
       <w:bCs/>
-      <w:color w:val="4F81BD" w:themeColor="accent1"/>
+      <w:color w:val="000000"/>
     </w:rPr>
   </w:style>
   <w:style w:type="paragraph" w:styleId="Heading4">
@@ -3737,7 +4268,7 @@
       <w:contextualSpacing/>
     </w:pPr>
     <w:rPr>
-      <w:rFonts w:asciiTheme="majorHAnsi" w:eastAsiaTheme="majorEastAsia" w:hAnsiTheme="majorHAnsi" w:cstheme="majorBidi" w:ascii="Times New Roman" w:hAnsi="Times New Roman"/>
+      <w:rFonts w:asciiTheme="majorHAnsi" w:eastAsiaTheme="majorEastAsia" w:hAnsiTheme="majorHAnsi" w:cstheme="majorBidi" w:ascii="Arial" w:hAnsi="Arial"/>
       <w:color w:val="000000"/>
       <w:spacing w:val="5"/>
       <w:kern w:val="28"/>
